--- a/러시아 인권변호사/2부/2부_9화_첫_이탈자들.docx
+++ b/러시아 인권변호사/2부/2부_9화_첫_이탈자들.docx
@@ -328,7 +328,7 @@
           <w:i w:val="0"/>
           <w:sz w:val="22"/>
         </w:rPr>
-        <w:t>Если тебе когда-нибудь понадобится юрист — по этому звонку или по чему угодно, — ты знаешь, где нас найти.</w:t>
+        <w:t>Что с твоими делами? Кому передать?</w:t>
       </w:r>
     </w:p>
     <w:p>
@@ -351,7 +351,26 @@
           <w:i w:val="0"/>
           <w:sz w:val="22"/>
         </w:rPr>
-        <w:t>Простите меня.</w:t>
+        <w:t xml:space="preserve">Я всё записал. </w:t>
+      </w:r>
+      <w:r>
+        <w:rPr>
+          <w:rFonts w:ascii="Times New Roman" w:hAnsi="Times New Roman" w:eastAsia="Malgun Gothic"/>
+          <w:b w:val="0"/>
+          <w:i/>
+          <w:color w:val="555555"/>
+          <w:sz w:val="22"/>
+        </w:rPr>
+        <w:t>(протягивает папку)</w:t>
+      </w:r>
+      <w:r>
+        <w:rPr>
+          <w:rFonts w:ascii="Times New Roman" w:hAnsi="Times New Roman" w:eastAsia="Malgun Gothic"/>
+          <w:b w:val="0"/>
+          <w:i w:val="0"/>
+          <w:sz w:val="22"/>
+        </w:rPr>
+        <w:t xml:space="preserve"> Три обращения из Твери, одно из Владимира. По Твери — там жалоба на управляющую компанию, почти готова. Осталось подписать у заявителей.</w:t>
       </w:r>
     </w:p>
     <w:p>
@@ -374,7 +393,165 @@
           <w:i w:val="0"/>
           <w:sz w:val="22"/>
         </w:rPr>
+        <w:t>Ты даже это успел.</w:t>
+      </w:r>
+    </w:p>
+    <w:p>
+      <w:pPr>
+        <w:spacing w:before="0" w:after="110" w:line="300" w:lineRule="auto"/>
+      </w:pPr>
+      <w:r>
+        <w:rPr>
+          <w:rFonts w:ascii="Times New Roman" w:hAnsi="Times New Roman" w:eastAsia="Malgun Gothic"/>
+          <w:b/>
+          <w:i w:val="0"/>
+          <w:sz w:val="22"/>
+        </w:rPr>
+        <w:t xml:space="preserve">Игорь: </w:t>
+      </w:r>
+      <w:r>
+        <w:rPr>
+          <w:rFonts w:ascii="Times New Roman" w:hAnsi="Times New Roman" w:eastAsia="Malgun Gothic"/>
+          <w:b w:val="0"/>
+          <w:i w:val="0"/>
+          <w:sz w:val="22"/>
+        </w:rPr>
+        <w:t>Я не хотел уходить, оставив хвосты. Это было бы… нечестно.</w:t>
+      </w:r>
+    </w:p>
+    <w:p>
+      <w:pPr>
+        <w:spacing w:before="0" w:after="110" w:line="300" w:lineRule="auto"/>
+      </w:pPr>
+      <w:r>
+        <w:rPr>
+          <w:rFonts w:ascii="Times New Roman" w:hAnsi="Times New Roman" w:eastAsia="Malgun Gothic"/>
+          <w:b/>
+          <w:i w:val="0"/>
+          <w:sz w:val="22"/>
+        </w:rPr>
+        <w:t xml:space="preserve">Лёша: </w:t>
+      </w:r>
+      <w:r>
+        <w:rPr>
+          <w:rFonts w:ascii="Times New Roman" w:hAnsi="Times New Roman" w:eastAsia="Malgun Gothic"/>
+          <w:b w:val="0"/>
+          <w:i/>
+          <w:color w:val="555555"/>
+          <w:sz w:val="22"/>
+        </w:rPr>
+        <w:t>(листает папку)</w:t>
+      </w:r>
+      <w:r>
+        <w:rPr>
+          <w:rFonts w:ascii="Times New Roman" w:hAnsi="Times New Roman" w:eastAsia="Malgun Gothic"/>
+          <w:b w:val="0"/>
+          <w:i w:val="0"/>
+          <w:sz w:val="22"/>
+        </w:rPr>
+        <w:t xml:space="preserve"> Нечестно, Игорь, — это когда звонят твоей матери. Ты здесь ни при чём. И если тебе когда-нибудь понадобится юрист — по этому звонку или по чему угодно, — ты знаешь, где нас найти.</w:t>
+      </w:r>
+    </w:p>
+    <w:p>
+      <w:pPr>
+        <w:spacing w:before="0" w:after="110" w:line="300" w:lineRule="auto"/>
+      </w:pPr>
+      <w:r>
+        <w:rPr>
+          <w:rFonts w:ascii="Times New Roman" w:hAnsi="Times New Roman" w:eastAsia="Malgun Gothic"/>
+          <w:b/>
+          <w:i w:val="0"/>
+          <w:sz w:val="22"/>
+        </w:rPr>
+        <w:t xml:space="preserve">Игорь: </w:t>
+      </w:r>
+      <w:r>
+        <w:rPr>
+          <w:rFonts w:ascii="Times New Roman" w:hAnsi="Times New Roman" w:eastAsia="Malgun Gothic"/>
+          <w:b w:val="0"/>
+          <w:i w:val="0"/>
+          <w:sz w:val="22"/>
+        </w:rPr>
+        <w:t>Простите меня.</w:t>
+      </w:r>
+    </w:p>
+    <w:p>
+      <w:pPr>
+        <w:spacing w:before="0" w:after="110" w:line="300" w:lineRule="auto"/>
+      </w:pPr>
+      <w:r>
+        <w:rPr>
+          <w:rFonts w:ascii="Times New Roman" w:hAnsi="Times New Roman" w:eastAsia="Malgun Gothic"/>
+          <w:b/>
+          <w:i w:val="0"/>
+          <w:sz w:val="22"/>
+        </w:rPr>
+        <w:t xml:space="preserve">Лёша: </w:t>
+      </w:r>
+      <w:r>
+        <w:rPr>
+          <w:rFonts w:ascii="Times New Roman" w:hAnsi="Times New Roman" w:eastAsia="Malgun Gothic"/>
+          <w:b w:val="0"/>
+          <w:i w:val="0"/>
+          <w:sz w:val="22"/>
+        </w:rPr>
         <w:t>Не за что извиняться. Спасибо за всё, что ты для нас сделал.</w:t>
+      </w:r>
+    </w:p>
+    <w:p>
+      <w:pPr>
+        <w:spacing w:before="0" w:after="110" w:line="300" w:lineRule="auto"/>
+      </w:pPr>
+      <w:r>
+        <w:rPr>
+          <w:rFonts w:ascii="Times New Roman" w:hAnsi="Times New Roman" w:eastAsia="Malgun Gothic"/>
+          <w:b/>
+          <w:i w:val="0"/>
+          <w:sz w:val="22"/>
+        </w:rPr>
+        <w:t xml:space="preserve">Игорь: </w:t>
+      </w:r>
+      <w:r>
+        <w:rPr>
+          <w:rFonts w:ascii="Times New Roman" w:hAnsi="Times New Roman" w:eastAsia="Malgun Gothic"/>
+          <w:b w:val="0"/>
+          <w:i/>
+          <w:color w:val="555555"/>
+          <w:sz w:val="22"/>
+        </w:rPr>
+        <w:t>(у двери)</w:t>
+      </w:r>
+      <w:r>
+        <w:rPr>
+          <w:rFonts w:ascii="Times New Roman" w:hAnsi="Times New Roman" w:eastAsia="Malgun Gothic"/>
+          <w:b w:val="0"/>
+          <w:i w:val="0"/>
+          <w:sz w:val="22"/>
+        </w:rPr>
+        <w:t xml:space="preserve"> Алексей Николаевич… если что-то изменится — можно я вернусь?</w:t>
+      </w:r>
+    </w:p>
+    <w:p>
+      <w:pPr>
+        <w:spacing w:before="0" w:after="110" w:line="300" w:lineRule="auto"/>
+      </w:pPr>
+      <w:r>
+        <w:rPr>
+          <w:rFonts w:ascii="Times New Roman" w:hAnsi="Times New Roman" w:eastAsia="Malgun Gothic"/>
+          <w:b/>
+          <w:i w:val="0"/>
+          <w:sz w:val="22"/>
+        </w:rPr>
+        <w:t xml:space="preserve">Лёша: </w:t>
+      </w:r>
+      <w:r>
+        <w:rPr>
+          <w:rFonts w:ascii="Times New Roman" w:hAnsi="Times New Roman" w:eastAsia="Malgun Gothic"/>
+          <w:b w:val="0"/>
+          <w:i w:val="0"/>
+          <w:sz w:val="22"/>
+        </w:rPr>
+        <w:t>Дверь не закрывается, Игорь. Даже когда течёт потолок.</w:t>
       </w:r>
     </w:p>
     <w:p>
@@ -584,44 +761,7 @@
           <w:i w:val="0"/>
           <w:sz w:val="22"/>
         </w:rPr>
-        <w:t>Никогда не буду осуждать за это. Виктор Петрович говорил: каждый решает сам, сколько готов заплатить. Не мне судить чужую цену.</w:t>
-      </w:r>
-    </w:p>
-    <w:p>
-      <w:pPr>
-        <w:spacing w:before="0" w:after="110" w:line="300" w:lineRule="auto"/>
-      </w:pPr>
-      <w:r>
-        <w:rPr>
-          <w:rFonts w:ascii="Times New Roman" w:hAnsi="Times New Roman" w:eastAsia="Malgun Gothic"/>
-          <w:b/>
-          <w:i w:val="0"/>
-          <w:sz w:val="22"/>
-        </w:rPr>
-        <w:t xml:space="preserve">Светлана: </w:t>
-      </w:r>
-      <w:r>
-        <w:rPr>
-          <w:rFonts w:ascii="Times New Roman" w:hAnsi="Times New Roman" w:eastAsia="Malgun Gothic"/>
-          <w:b w:val="0"/>
-          <w:i w:val="0"/>
-          <w:sz w:val="22"/>
-        </w:rPr>
-        <w:t>Можно я хотя бы буду переводить вам взносы? Анонимно. Муж не узнает.</w:t>
-      </w:r>
-    </w:p>
-    <w:p>
-      <w:pPr>
-        <w:spacing w:before="0" w:after="110" w:line="300" w:lineRule="auto"/>
-      </w:pPr>
-      <w:r>
-        <w:rPr>
-          <w:rFonts w:ascii="Times New Roman" w:hAnsi="Times New Roman" w:eastAsia="Malgun Gothic"/>
-          <w:b/>
-          <w:i w:val="0"/>
-          <w:sz w:val="22"/>
-        </w:rPr>
-        <w:t xml:space="preserve">Лёша: </w:t>
+        <w:t xml:space="preserve">Никогда не буду осуждать за это. Виктор Петрович говорил: каждый решает сам, сколько готов заплатить. Не мне судить чужую цену. </w:t>
       </w:r>
       <w:r>
         <w:rPr>
@@ -631,7 +771,7 @@
           <w:color w:val="555555"/>
           <w:sz w:val="22"/>
         </w:rPr>
-        <w:t>(улыбается через силу)</w:t>
+        <w:t>(пауза)</w:t>
       </w:r>
       <w:r>
         <w:rPr>
@@ -640,7 +780,175 @@
           <w:i w:val="0"/>
           <w:sz w:val="22"/>
         </w:rPr>
+        <w:t xml:space="preserve"> А ты сама осуждаешь мужа?</w:t>
+      </w:r>
+    </w:p>
+    <w:p>
+      <w:pPr>
+        <w:spacing w:before="0" w:after="110" w:line="300" w:lineRule="auto"/>
+      </w:pPr>
+      <w:r>
+        <w:rPr>
+          <w:rFonts w:ascii="Times New Roman" w:hAnsi="Times New Roman" w:eastAsia="Malgun Gothic"/>
+          <w:b/>
+          <w:i w:val="0"/>
+          <w:sz w:val="22"/>
+        </w:rPr>
+        <w:t xml:space="preserve">Светлана: </w:t>
+      </w:r>
+      <w:r>
+        <w:rPr>
+          <w:rFonts w:ascii="Times New Roman" w:hAnsi="Times New Roman" w:eastAsia="Malgun Gothic"/>
+          <w:b w:val="0"/>
+          <w:i/>
+          <w:color w:val="555555"/>
+          <w:sz w:val="22"/>
+        </w:rPr>
+        <w:t>(пауза)</w:t>
+      </w:r>
+      <w:r>
+        <w:rPr>
+          <w:rFonts w:ascii="Times New Roman" w:hAnsi="Times New Roman" w:eastAsia="Malgun Gothic"/>
+          <w:b w:val="0"/>
+          <w:i w:val="0"/>
+          <w:sz w:val="22"/>
+        </w:rPr>
+        <w:t xml:space="preserve"> Нет. Он не трус, Алексей. Он просто видит меня по вечерам, когда я прихожу отсюда. Я последний месяц не сплю.</w:t>
+      </w:r>
+    </w:p>
+    <w:p>
+      <w:pPr>
+        <w:spacing w:before="0" w:after="110" w:line="300" w:lineRule="auto"/>
+      </w:pPr>
+      <w:r>
+        <w:rPr>
+          <w:rFonts w:ascii="Times New Roman" w:hAnsi="Times New Roman" w:eastAsia="Malgun Gothic"/>
+          <w:b/>
+          <w:i w:val="0"/>
+          <w:sz w:val="22"/>
+        </w:rPr>
+        <w:t xml:space="preserve">Лёша: </w:t>
+      </w:r>
+      <w:r>
+        <w:rPr>
+          <w:rFonts w:ascii="Times New Roman" w:hAnsi="Times New Roman" w:eastAsia="Malgun Gothic"/>
+          <w:b w:val="0"/>
+          <w:i w:val="0"/>
+          <w:sz w:val="22"/>
+        </w:rPr>
+        <w:t>Тогда он прав вдвойне. Выспись, Света. Это тоже важно.</w:t>
+      </w:r>
+    </w:p>
+    <w:p>
+      <w:pPr>
+        <w:spacing w:before="0" w:after="110" w:line="300" w:lineRule="auto"/>
+      </w:pPr>
+      <w:r>
+        <w:rPr>
+          <w:rFonts w:ascii="Times New Roman" w:hAnsi="Times New Roman" w:eastAsia="Malgun Gothic"/>
+          <w:b/>
+          <w:i w:val="0"/>
+          <w:sz w:val="22"/>
+        </w:rPr>
+        <w:t xml:space="preserve">Светлана: </w:t>
+      </w:r>
+      <w:r>
+        <w:rPr>
+          <w:rFonts w:ascii="Times New Roman" w:hAnsi="Times New Roman" w:eastAsia="Malgun Gothic"/>
+          <w:b w:val="0"/>
+          <w:i w:val="0"/>
+          <w:sz w:val="22"/>
+        </w:rPr>
+        <w:t>Можно я хотя бы буду переводить вам взносы? Анонимно. Муж не узнает.</w:t>
+      </w:r>
+    </w:p>
+    <w:p>
+      <w:pPr>
+        <w:spacing w:before="0" w:after="110" w:line="300" w:lineRule="auto"/>
+      </w:pPr>
+      <w:r>
+        <w:rPr>
+          <w:rFonts w:ascii="Times New Roman" w:hAnsi="Times New Roman" w:eastAsia="Malgun Gothic"/>
+          <w:b/>
+          <w:i w:val="0"/>
+          <w:sz w:val="22"/>
+        </w:rPr>
+        <w:t xml:space="preserve">Лёша: </w:t>
+      </w:r>
+      <w:r>
+        <w:rPr>
+          <w:rFonts w:ascii="Times New Roman" w:hAnsi="Times New Roman" w:eastAsia="Malgun Gothic"/>
+          <w:b w:val="0"/>
+          <w:i/>
+          <w:color w:val="555555"/>
+          <w:sz w:val="22"/>
+        </w:rPr>
+        <w:t>(улыбается через силу)</w:t>
+      </w:r>
+      <w:r>
+        <w:rPr>
+          <w:rFonts w:ascii="Times New Roman" w:hAnsi="Times New Roman" w:eastAsia="Malgun Gothic"/>
+          <w:b w:val="0"/>
+          <w:i w:val="0"/>
+          <w:sz w:val="22"/>
+        </w:rPr>
         <w:t xml:space="preserve"> Можно. Это тоже помощь.</w:t>
+      </w:r>
+    </w:p>
+    <w:p>
+      <w:pPr>
+        <w:spacing w:before="0" w:after="110" w:line="300" w:lineRule="auto"/>
+      </w:pPr>
+      <w:r>
+        <w:rPr>
+          <w:rFonts w:ascii="Times New Roman" w:hAnsi="Times New Roman" w:eastAsia="Malgun Gothic"/>
+          <w:b/>
+          <w:i w:val="0"/>
+          <w:sz w:val="22"/>
+        </w:rPr>
+        <w:t xml:space="preserve">Светлана: </w:t>
+      </w:r>
+      <w:r>
+        <w:rPr>
+          <w:rFonts w:ascii="Times New Roman" w:hAnsi="Times New Roman" w:eastAsia="Malgun Gothic"/>
+          <w:b w:val="0"/>
+          <w:i/>
+          <w:color w:val="555555"/>
+          <w:sz w:val="22"/>
+        </w:rPr>
+        <w:t>(у двери)</w:t>
+      </w:r>
+      <w:r>
+        <w:rPr>
+          <w:rFonts w:ascii="Times New Roman" w:hAnsi="Times New Roman" w:eastAsia="Malgun Gothic"/>
+          <w:b w:val="0"/>
+          <w:i w:val="0"/>
+          <w:sz w:val="22"/>
+        </w:rPr>
+        <w:t xml:space="preserve"> Я кактус свой оставлю, ладно? Он у окна привык.</w:t>
+      </w:r>
+    </w:p>
+    <w:p>
+      <w:pPr>
+        <w:spacing w:before="0" w:after="110" w:line="300" w:lineRule="auto"/>
+      </w:pPr>
+      <w:r>
+        <w:rPr>
+          <w:rFonts w:ascii="Times New Roman" w:hAnsi="Times New Roman" w:eastAsia="Malgun Gothic"/>
+          <w:b/>
+          <w:i w:val="0"/>
+          <w:sz w:val="22"/>
+        </w:rPr>
+        <w:t xml:space="preserve">Лёша: </w:t>
+      </w:r>
+      <w:r>
+        <w:rPr>
+          <w:rFonts w:ascii="Times New Roman" w:hAnsi="Times New Roman" w:eastAsia="Malgun Gothic"/>
+          <w:b w:val="0"/>
+          <w:i w:val="0"/>
+          <w:sz w:val="22"/>
+        </w:rPr>
+        <w:t>Оставляй. Будем поливать. Может, вернёшься — проверишь.</w:t>
       </w:r>
     </w:p>
     <w:p>
@@ -855,6 +1163,183 @@
     </w:p>
     <w:p>
       <w:pPr>
+        <w:spacing w:before="0" w:after="110" w:line="300" w:lineRule="auto"/>
+      </w:pPr>
+      <w:r>
+        <w:rPr>
+          <w:rFonts w:ascii="Times New Roman" w:hAnsi="Times New Roman" w:eastAsia="Malgun Gothic"/>
+          <w:b/>
+          <w:i w:val="0"/>
+          <w:sz w:val="22"/>
+        </w:rPr>
+        <w:t xml:space="preserve">Катя: </w:t>
+      </w:r>
+      <w:r>
+        <w:rPr>
+          <w:rFonts w:ascii="Times New Roman" w:hAnsi="Times New Roman" w:eastAsia="Malgun Gothic"/>
+          <w:b w:val="0"/>
+          <w:i w:val="0"/>
+          <w:sz w:val="22"/>
+        </w:rPr>
+        <w:t>Может, ему написать? Хоть что-нибудь.</w:t>
+      </w:r>
+    </w:p>
+    <w:p>
+      <w:pPr>
+        <w:spacing w:before="0" w:after="110" w:line="300" w:lineRule="auto"/>
+      </w:pPr>
+      <w:r>
+        <w:rPr>
+          <w:rFonts w:ascii="Times New Roman" w:hAnsi="Times New Roman" w:eastAsia="Malgun Gothic"/>
+          <w:b/>
+          <w:i w:val="0"/>
+          <w:sz w:val="22"/>
+        </w:rPr>
+        <w:t xml:space="preserve">Лёша: </w:t>
+      </w:r>
+      <w:r>
+        <w:rPr>
+          <w:rFonts w:ascii="Times New Roman" w:hAnsi="Times New Roman" w:eastAsia="Malgun Gothic"/>
+          <w:b w:val="0"/>
+          <w:i/>
+          <w:color w:val="555555"/>
+          <w:sz w:val="22"/>
+        </w:rPr>
+        <w:t>(берёт телефон, пишет, читает вслух)</w:t>
+      </w:r>
+      <w:r>
+        <w:rPr>
+          <w:rFonts w:ascii="Times New Roman" w:hAnsi="Times New Roman" w:eastAsia="Malgun Gothic"/>
+          <w:b w:val="0"/>
+          <w:i w:val="0"/>
+          <w:sz w:val="22"/>
+        </w:rPr>
+        <w:t xml:space="preserve"> «Денис, спасибо за всё. Не извиняйся. Если понадобится помощь — любая — ты знаешь, где нас найти». </w:t>
+      </w:r>
+      <w:r>
+        <w:rPr>
+          <w:rFonts w:ascii="Times New Roman" w:hAnsi="Times New Roman" w:eastAsia="Malgun Gothic"/>
+          <w:b w:val="0"/>
+          <w:i/>
+          <w:color w:val="555555"/>
+          <w:sz w:val="22"/>
+        </w:rPr>
+        <w:t>(отправляет)</w:t>
+      </w:r>
+    </w:p>
+    <w:p>
+      <w:pPr>
+        <w:spacing w:before="0" w:after="110" w:line="300" w:lineRule="auto"/>
+      </w:pPr>
+      <w:r>
+        <w:rPr>
+          <w:rFonts w:ascii="Times New Roman" w:hAnsi="Times New Roman" w:eastAsia="Malgun Gothic"/>
+          <w:b/>
+          <w:i w:val="0"/>
+          <w:sz w:val="22"/>
+        </w:rPr>
+        <w:t xml:space="preserve">Катя: </w:t>
+      </w:r>
+      <w:r>
+        <w:rPr>
+          <w:rFonts w:ascii="Times New Roman" w:hAnsi="Times New Roman" w:eastAsia="Malgun Gothic"/>
+          <w:b w:val="0"/>
+          <w:i w:val="0"/>
+          <w:sz w:val="22"/>
+        </w:rPr>
+        <w:t xml:space="preserve">Прочитал. Две галочки. </w:t>
+      </w:r>
+      <w:r>
+        <w:rPr>
+          <w:rFonts w:ascii="Times New Roman" w:hAnsi="Times New Roman" w:eastAsia="Malgun Gothic"/>
+          <w:b w:val="0"/>
+          <w:i/>
+          <w:color w:val="555555"/>
+          <w:sz w:val="22"/>
+        </w:rPr>
+        <w:t>(пауза)</w:t>
+      </w:r>
+      <w:r>
+        <w:rPr>
+          <w:rFonts w:ascii="Times New Roman" w:hAnsi="Times New Roman" w:eastAsia="Malgun Gothic"/>
+          <w:b w:val="0"/>
+          <w:i w:val="0"/>
+          <w:sz w:val="22"/>
+        </w:rPr>
+        <w:t xml:space="preserve"> Не ответил.</w:t>
+      </w:r>
+    </w:p>
+    <w:p>
+      <w:pPr>
+        <w:spacing w:before="0" w:after="110" w:line="300" w:lineRule="auto"/>
+      </w:pPr>
+      <w:r>
+        <w:rPr>
+          <w:rFonts w:ascii="Times New Roman" w:hAnsi="Times New Roman" w:eastAsia="Malgun Gothic"/>
+          <w:b/>
+          <w:i w:val="0"/>
+          <w:sz w:val="22"/>
+        </w:rPr>
+        <w:t xml:space="preserve">Лёша: </w:t>
+      </w:r>
+      <w:r>
+        <w:rPr>
+          <w:rFonts w:ascii="Times New Roman" w:hAnsi="Times New Roman" w:eastAsia="Malgun Gothic"/>
+          <w:b w:val="0"/>
+          <w:i w:val="0"/>
+          <w:sz w:val="22"/>
+        </w:rPr>
+        <w:t>И не должен. Главное — прочитал.</w:t>
+      </w:r>
+    </w:p>
+    <w:p>
+      <w:pPr>
+        <w:spacing w:before="0" w:after="110" w:line="300" w:lineRule="auto"/>
+      </w:pPr>
+      <w:r>
+        <w:rPr>
+          <w:rFonts w:ascii="Times New Roman" w:hAnsi="Times New Roman" w:eastAsia="Malgun Gothic"/>
+          <w:b/>
+          <w:i w:val="0"/>
+          <w:sz w:val="22"/>
+        </w:rPr>
+        <w:t xml:space="preserve">Катя: </w:t>
+      </w:r>
+      <w:r>
+        <w:rPr>
+          <w:rFonts w:ascii="Times New Roman" w:hAnsi="Times New Roman" w:eastAsia="Malgun Gothic"/>
+          <w:b w:val="0"/>
+          <w:i w:val="0"/>
+          <w:sz w:val="22"/>
+        </w:rPr>
+        <w:t>Он хороший был, Денис. Тихий. Всегда первым приходил и ставил чайник.</w:t>
+      </w:r>
+    </w:p>
+    <w:p>
+      <w:pPr>
+        <w:spacing w:before="0" w:after="110" w:line="300" w:lineRule="auto"/>
+      </w:pPr>
+      <w:r>
+        <w:rPr>
+          <w:rFonts w:ascii="Times New Roman" w:hAnsi="Times New Roman" w:eastAsia="Malgun Gothic"/>
+          <w:b/>
+          <w:i w:val="0"/>
+          <w:sz w:val="22"/>
+        </w:rPr>
+        <w:t xml:space="preserve">Лёша: </w:t>
+      </w:r>
+      <w:r>
+        <w:rPr>
+          <w:rFonts w:ascii="Times New Roman" w:hAnsi="Times New Roman" w:eastAsia="Malgun Gothic"/>
+          <w:b w:val="0"/>
+          <w:i w:val="0"/>
+          <w:sz w:val="22"/>
+        </w:rPr>
+        <w:t>Значит, теперь чайник ставим мы. По очереди.</w:t>
+      </w:r>
+    </w:p>
+    <w:p>
+      <w:pPr>
         <w:keepNext/>
         <w:spacing w:before="320" w:after="140"/>
       </w:pPr>
@@ -866,7 +1351,7 @@
           <w:color w:val="1F3864"/>
           <w:sz w:val="26"/>
         </w:rPr>
-        <w:t>장면 4 — 올가와의 영상통화</w:t>
+        <w:t>장면 4 — 사무실, 업무 재분배</w:t>
       </w:r>
     </w:p>
     <w:p>
@@ -880,7 +1365,7 @@
           <w:i w:val="0"/>
           <w:sz w:val="22"/>
         </w:rPr>
-        <w:t xml:space="preserve">Ольга: </w:t>
+        <w:t xml:space="preserve">Катя: </w:t>
       </w:r>
       <w:r>
         <w:rPr>
@@ -890,7 +1375,7 @@
           <w:color w:val="555555"/>
           <w:sz w:val="22"/>
         </w:rPr>
-        <w:t>(на экране ноутбука, в домашнем свитере)</w:t>
+        <w:t>(раскладывает папки на столе)</w:t>
       </w:r>
       <w:r>
         <w:rPr>
@@ -899,7 +1384,7 @@
           <w:i w:val="0"/>
           <w:sz w:val="22"/>
         </w:rPr>
-        <w:t xml:space="preserve"> Формально, Алексей, у нас с вами сейчас консультация защитника с подзащитной. Так что давайте для протокола скажем что-нибудь о моём деле.</w:t>
+        <w:t xml:space="preserve"> Итак. Дела Игоря — Тверь и Владимир. Светланы — переписка с регионами и две жалобы в прокуратуру. Дениса — архив по Перми и вся переписка с экспертами.</w:t>
       </w:r>
     </w:p>
     <w:p>
@@ -922,7 +1407,7 @@
           <w:i w:val="0"/>
           <w:sz w:val="22"/>
         </w:rPr>
-        <w:t>Ваше дело стоит на месте. Продлили до конца следующего месяца.</w:t>
+        <w:t>Пермь — мне. Эксперты меня уже знают.</w:t>
       </w:r>
     </w:p>
     <w:p>
@@ -936,7 +1421,7 @@
           <w:i w:val="0"/>
           <w:sz w:val="22"/>
         </w:rPr>
-        <w:t xml:space="preserve">Ольга: </w:t>
+        <w:t xml:space="preserve">Катя: </w:t>
       </w:r>
       <w:r>
         <w:rPr>
@@ -945,7 +1430,7 @@
           <w:i w:val="0"/>
           <w:sz w:val="22"/>
         </w:rPr>
-        <w:t>Прекрасно. Протокол соблюдён. А теперь — что у вас с лицом?</w:t>
+        <w:t>У вас и так Тайбола, дело Ольги Викторовны и Пермь целиком. Вы спите четыре часа.</w:t>
       </w:r>
     </w:p>
     <w:p>
@@ -968,7 +1453,7 @@
           <w:i w:val="0"/>
           <w:sz w:val="22"/>
         </w:rPr>
-        <w:t>Трое ушли за две недели, Ольга Викторовна. И это только начало, я чувствую.</w:t>
+        <w:t>Пять. Иногда.</w:t>
       </w:r>
     </w:p>
     <w:p>
@@ -982,7 +1467,7 @@
           <w:i w:val="0"/>
           <w:sz w:val="22"/>
         </w:rPr>
-        <w:t xml:space="preserve">Ольга: </w:t>
+        <w:t xml:space="preserve">Катя: </w:t>
       </w:r>
       <w:r>
         <w:rPr>
@@ -991,7 +1476,7 @@
           <w:i w:val="0"/>
           <w:sz w:val="22"/>
         </w:rPr>
-        <w:t>Я такое видела много раз за двадцать лет. Это не предательство, что бы вы сейчас ни чувствовали. Это человеческий страх, и он законен.</w:t>
+        <w:t>Тогда Тверь и прокуратуру беру я. Переписку с регионами разделим с волонтёрами выходного дня.</w:t>
       </w:r>
     </w:p>
     <w:p>
@@ -1014,7 +1499,7 @@
           <w:i w:val="0"/>
           <w:sz w:val="22"/>
         </w:rPr>
-        <w:t>Тогда почему мне так больно?</w:t>
+        <w:t>Катя, у тебя сессия через месяц.</w:t>
       </w:r>
     </w:p>
     <w:p>
@@ -1028,7 +1513,7 @@
           <w:i w:val="0"/>
           <w:sz w:val="22"/>
         </w:rPr>
-        <w:t xml:space="preserve">Ольга: </w:t>
+        <w:t xml:space="preserve">Катя: </w:t>
       </w:r>
       <w:r>
         <w:rPr>
@@ -1037,99 +1522,7 @@
           <w:i w:val="0"/>
           <w:sz w:val="22"/>
         </w:rPr>
-        <w:t>Потому что вы хороший руководитель, который думает о людях, а не только об идее. Это правильная боль, Алексей. Бойтесь того дня, когда перестанете её чувствовать.</w:t>
-      </w:r>
-    </w:p>
-    <w:p>
-      <w:pPr>
-        <w:spacing w:before="0" w:after="110" w:line="300" w:lineRule="auto"/>
-      </w:pPr>
-      <w:r>
-        <w:rPr>
-          <w:rFonts w:ascii="Times New Roman" w:hAnsi="Times New Roman" w:eastAsia="Malgun Gothic"/>
-          <w:b/>
-          <w:i w:val="0"/>
-          <w:sz w:val="22"/>
-        </w:rPr>
-        <w:t xml:space="preserve">Лёша: </w:t>
-      </w:r>
-      <w:r>
-        <w:rPr>
-          <w:rFonts w:ascii="Times New Roman" w:hAnsi="Times New Roman" w:eastAsia="Malgun Gothic"/>
-          <w:b w:val="0"/>
-          <w:i w:val="0"/>
-          <w:sz w:val="22"/>
-        </w:rPr>
-        <w:t>А если уйдут все? Если в какой-то момент я останусь один?</w:t>
-      </w:r>
-    </w:p>
-    <w:p>
-      <w:pPr>
-        <w:spacing w:before="0" w:after="110" w:line="300" w:lineRule="auto"/>
-      </w:pPr>
-      <w:r>
-        <w:rPr>
-          <w:rFonts w:ascii="Times New Roman" w:hAnsi="Times New Roman" w:eastAsia="Malgun Gothic"/>
-          <w:b/>
-          <w:i w:val="0"/>
-          <w:sz w:val="22"/>
-        </w:rPr>
-        <w:t xml:space="preserve">Ольга: </w:t>
-      </w:r>
-      <w:r>
-        <w:rPr>
-          <w:rFonts w:ascii="Times New Roman" w:hAnsi="Times New Roman" w:eastAsia="Malgun Gothic"/>
-          <w:b w:val="0"/>
-          <w:i w:val="0"/>
-          <w:sz w:val="22"/>
-        </w:rPr>
-        <w:t>Тогда будете продолжать один, пока не найдутся новые. Такие организации, как наша, никогда не держатся вечно на одних и тех же людях. Они как река: вода меняется, а река остаётся рекой.</w:t>
-      </w:r>
-    </w:p>
-    <w:p>
-      <w:pPr>
-        <w:spacing w:before="0" w:after="110" w:line="300" w:lineRule="auto"/>
-      </w:pPr>
-      <w:r>
-        <w:rPr>
-          <w:rFonts w:ascii="Times New Roman" w:hAnsi="Times New Roman" w:eastAsia="Malgun Gothic"/>
-          <w:b/>
-          <w:i w:val="0"/>
-          <w:sz w:val="22"/>
-        </w:rPr>
-        <w:t xml:space="preserve">Лёша: </w:t>
-      </w:r>
-      <w:r>
-        <w:rPr>
-          <w:rFonts w:ascii="Times New Roman" w:hAnsi="Times New Roman" w:eastAsia="Malgun Gothic"/>
-          <w:b w:val="0"/>
-          <w:i w:val="0"/>
-          <w:sz w:val="22"/>
-        </w:rPr>
-        <w:t>Красиво. Но Игорю от этого не легче. И его матери тоже.</w:t>
-      </w:r>
-    </w:p>
-    <w:p>
-      <w:pPr>
-        <w:spacing w:before="0" w:after="110" w:line="300" w:lineRule="auto"/>
-      </w:pPr>
-      <w:r>
-        <w:rPr>
-          <w:rFonts w:ascii="Times New Roman" w:hAnsi="Times New Roman" w:eastAsia="Malgun Gothic"/>
-          <w:b/>
-          <w:i w:val="0"/>
-          <w:sz w:val="22"/>
-        </w:rPr>
-        <w:t xml:space="preserve">Ольга: </w:t>
-      </w:r>
-      <w:r>
-        <w:rPr>
-          <w:rFonts w:ascii="Times New Roman" w:hAnsi="Times New Roman" w:eastAsia="Malgun Gothic"/>
-          <w:b w:val="0"/>
-          <w:i w:val="0"/>
-          <w:sz w:val="22"/>
-        </w:rPr>
-        <w:t>Не легче. Поэтому не забывайте о них, когда они уйдут. Позвоните Игорю через месяц. Просто спросить, как мама. Это и есть разница между организацией и сектой.</w:t>
+        <w:t>Сессию я сдам. Я всегда сдаю. А Тверь без нас никто не подпишет.</w:t>
       </w:r>
     </w:p>
     <w:p>
@@ -1153,7 +1546,7 @@
           <w:color w:val="555555"/>
           <w:sz w:val="22"/>
         </w:rPr>
-        <w:t>(слабо улыбается)</w:t>
+        <w:t>(смотрит на неё)</w:t>
       </w:r>
       <w:r>
         <w:rPr>
@@ -1162,7 +1555,7 @@
           <w:i w:val="0"/>
           <w:sz w:val="22"/>
         </w:rPr>
-        <w:t xml:space="preserve"> Вы даже из-под домашнего ареста руководите.</w:t>
+        <w:t xml:space="preserve"> Хорошо. Но если в зачётке появится хоть одна тройка — я лично позвоню твоей маме.</w:t>
       </w:r>
     </w:p>
     <w:p>
@@ -1176,7 +1569,17 @@
           <w:i w:val="0"/>
           <w:sz w:val="22"/>
         </w:rPr>
-        <w:t xml:space="preserve">Ольга: </w:t>
+        <w:t xml:space="preserve">Катя: </w:t>
+      </w:r>
+      <w:r>
+        <w:rPr>
+          <w:rFonts w:ascii="Times New Roman" w:hAnsi="Times New Roman" w:eastAsia="Malgun Gothic"/>
+          <w:b w:val="0"/>
+          <w:i/>
+          <w:color w:val="555555"/>
+          <w:sz w:val="22"/>
+        </w:rPr>
+        <w:t>(смеётся)</w:t>
       </w:r>
       <w:r>
         <w:rPr>
@@ -1185,7 +1588,49 @@
           <w:i w:val="0"/>
           <w:sz w:val="22"/>
         </w:rPr>
-        <w:t>Из-под домашнего ареста, Алексей, у меня только это и осталось. Не отнимайте.</w:t>
+        <w:t xml:space="preserve"> Это самая страшная угроза за все две недели. </w:t>
+      </w:r>
+      <w:r>
+        <w:rPr>
+          <w:rFonts w:ascii="Times New Roman" w:hAnsi="Times New Roman" w:eastAsia="Malgun Gothic"/>
+          <w:b w:val="0"/>
+          <w:i/>
+          <w:color w:val="555555"/>
+          <w:sz w:val="22"/>
+        </w:rPr>
+        <w:t>(серьёзнее)</w:t>
+      </w:r>
+      <w:r>
+        <w:rPr>
+          <w:rFonts w:ascii="Times New Roman" w:hAnsi="Times New Roman" w:eastAsia="Malgun Gothic"/>
+          <w:b w:val="0"/>
+          <w:i w:val="0"/>
+          <w:sz w:val="22"/>
+        </w:rPr>
+        <w:t xml:space="preserve"> И ещё: пропуск Дениса. Может, всё-таки заблокировать?</w:t>
+      </w:r>
+    </w:p>
+    <w:p>
+      <w:pPr>
+        <w:spacing w:before="0" w:after="110" w:line="300" w:lineRule="auto"/>
+      </w:pPr>
+      <w:r>
+        <w:rPr>
+          <w:rFonts w:ascii="Times New Roman" w:hAnsi="Times New Roman" w:eastAsia="Malgun Gothic"/>
+          <w:b/>
+          <w:i w:val="0"/>
+          <w:sz w:val="22"/>
+        </w:rPr>
+        <w:t xml:space="preserve">Лёша: </w:t>
+      </w:r>
+      <w:r>
+        <w:rPr>
+          <w:rFonts w:ascii="Times New Roman" w:hAnsi="Times New Roman" w:eastAsia="Malgun Gothic"/>
+          <w:b w:val="0"/>
+          <w:i w:val="0"/>
+          <w:sz w:val="22"/>
+        </w:rPr>
+        <w:t>Нет. Пусть лежит у него в кармане. Хоть что-то от нас.</w:t>
       </w:r>
     </w:p>
     <w:p>
@@ -1201,7 +1646,7 @@
           <w:color w:val="1F3864"/>
           <w:sz w:val="26"/>
         </w:rPr>
-        <w:t>장면 5 — 카탸의 다짐</w:t>
+        <w:t>장면 5 — 올가와의 영상통화</w:t>
       </w:r>
     </w:p>
     <w:p>
@@ -1215,145 +1660,7 @@
           <w:i w:val="0"/>
           <w:sz w:val="22"/>
         </w:rPr>
-        <w:t xml:space="preserve">Катя: </w:t>
-      </w:r>
-      <w:r>
-        <w:rPr>
-          <w:rFonts w:ascii="Times New Roman" w:hAnsi="Times New Roman" w:eastAsia="Malgun Gothic"/>
-          <w:b w:val="0"/>
-          <w:i w:val="0"/>
-          <w:sz w:val="22"/>
-        </w:rPr>
-        <w:t>Алексей Николаевич, можно сказать кое-что?</w:t>
-      </w:r>
-    </w:p>
-    <w:p>
-      <w:pPr>
-        <w:spacing w:before="0" w:after="110" w:line="300" w:lineRule="auto"/>
-      </w:pPr>
-      <w:r>
-        <w:rPr>
-          <w:rFonts w:ascii="Times New Roman" w:hAnsi="Times New Roman" w:eastAsia="Malgun Gothic"/>
-          <w:b/>
-          <w:i w:val="0"/>
-          <w:sz w:val="22"/>
-        </w:rPr>
-        <w:t xml:space="preserve">Лёша: </w:t>
-      </w:r>
-      <w:r>
-        <w:rPr>
-          <w:rFonts w:ascii="Times New Roman" w:hAnsi="Times New Roman" w:eastAsia="Malgun Gothic"/>
-          <w:b w:val="0"/>
-          <w:i w:val="0"/>
-          <w:sz w:val="22"/>
-        </w:rPr>
-        <w:t>Конечно, Катя.</w:t>
-      </w:r>
-    </w:p>
-    <w:p>
-      <w:pPr>
-        <w:spacing w:before="0" w:after="110" w:line="300" w:lineRule="auto"/>
-      </w:pPr>
-      <w:r>
-        <w:rPr>
-          <w:rFonts w:ascii="Times New Roman" w:hAnsi="Times New Roman" w:eastAsia="Malgun Gothic"/>
-          <w:b/>
-          <w:i w:val="0"/>
-          <w:sz w:val="22"/>
-        </w:rPr>
-        <w:t xml:space="preserve">Катя: </w:t>
-      </w:r>
-      <w:r>
-        <w:rPr>
-          <w:rFonts w:ascii="Times New Roman" w:hAnsi="Times New Roman" w:eastAsia="Malgun Gothic"/>
-          <w:b w:val="0"/>
-          <w:i w:val="0"/>
-          <w:sz w:val="22"/>
-        </w:rPr>
-        <w:t>Я не уйду. Что бы ни случилось.</w:t>
-      </w:r>
-    </w:p>
-    <w:p>
-      <w:pPr>
-        <w:spacing w:before="0" w:after="110" w:line="300" w:lineRule="auto"/>
-      </w:pPr>
-      <w:r>
-        <w:rPr>
-          <w:rFonts w:ascii="Times New Roman" w:hAnsi="Times New Roman" w:eastAsia="Malgun Gothic"/>
-          <w:b/>
-          <w:i w:val="0"/>
-          <w:sz w:val="22"/>
-        </w:rPr>
-        <w:t xml:space="preserve">Лёша: </w:t>
-      </w:r>
-      <w:r>
-        <w:rPr>
-          <w:rFonts w:ascii="Times New Roman" w:hAnsi="Times New Roman" w:eastAsia="Malgun Gothic"/>
-          <w:b w:val="0"/>
-          <w:i w:val="0"/>
-          <w:sz w:val="22"/>
-        </w:rPr>
-        <w:t>Катя, ты не обязана это доказывать. У тебя тоже есть семья, будущее.</w:t>
-      </w:r>
-    </w:p>
-    <w:p>
-      <w:pPr>
-        <w:spacing w:before="0" w:after="110" w:line="300" w:lineRule="auto"/>
-      </w:pPr>
-      <w:r>
-        <w:rPr>
-          <w:rFonts w:ascii="Times New Roman" w:hAnsi="Times New Roman" w:eastAsia="Malgun Gothic"/>
-          <w:b/>
-          <w:i w:val="0"/>
-          <w:sz w:val="22"/>
-        </w:rPr>
-        <w:t xml:space="preserve">Катя: </w:t>
-      </w:r>
-      <w:r>
-        <w:rPr>
-          <w:rFonts w:ascii="Times New Roman" w:hAnsi="Times New Roman" w:eastAsia="Malgun Gothic"/>
-          <w:b w:val="0"/>
-          <w:i w:val="0"/>
-          <w:sz w:val="22"/>
-        </w:rPr>
-        <w:t>Знаю. Но у меня нет ни мужа, ни детей, ни больной матери на попечении. Мне терять меньше, чем Игорю или Светлане. Значит, я должна остаться — за тех, кто не может.</w:t>
-      </w:r>
-    </w:p>
-    <w:p>
-      <w:pPr>
-        <w:spacing w:before="0" w:after="110" w:line="300" w:lineRule="auto"/>
-      </w:pPr>
-      <w:r>
-        <w:rPr>
-          <w:rFonts w:ascii="Times New Roman" w:hAnsi="Times New Roman" w:eastAsia="Malgun Gothic"/>
-          <w:b/>
-          <w:i w:val="0"/>
-          <w:sz w:val="22"/>
-        </w:rPr>
-        <w:t xml:space="preserve">Лёша: </w:t>
-      </w:r>
-      <w:r>
-        <w:rPr>
-          <w:rFonts w:ascii="Times New Roman" w:hAnsi="Times New Roman" w:eastAsia="Malgun Gothic"/>
-          <w:b w:val="0"/>
-          <w:i w:val="0"/>
-          <w:sz w:val="22"/>
-        </w:rPr>
-        <w:t>А если позвонят твоей маме? Про нотариат, например.</w:t>
-      </w:r>
-    </w:p>
-    <w:p>
-      <w:pPr>
-        <w:spacing w:before="0" w:after="110" w:line="300" w:lineRule="auto"/>
-      </w:pPr>
-      <w:r>
-        <w:rPr>
-          <w:rFonts w:ascii="Times New Roman" w:hAnsi="Times New Roman" w:eastAsia="Malgun Gothic"/>
-          <w:b/>
-          <w:i w:val="0"/>
-          <w:sz w:val="22"/>
-        </w:rPr>
-        <w:t xml:space="preserve">Катя: </w:t>
+        <w:t xml:space="preserve">Ольга: </w:t>
       </w:r>
       <w:r>
         <w:rPr>
@@ -1363,7 +1670,7 @@
           <w:color w:val="555555"/>
           <w:sz w:val="22"/>
         </w:rPr>
-        <w:t>(усмехается)</w:t>
+        <w:t>(на экране ноутбука, в домашнем свитере)</w:t>
       </w:r>
       <w:r>
         <w:rPr>
@@ -1372,7 +1679,375 @@
           <w:i w:val="0"/>
           <w:sz w:val="22"/>
         </w:rPr>
-        <w:t xml:space="preserve"> Пусть звонят. Мама им сама расскажет, что думает о людях, которые звонят по ночам. Она у меня учительница, у неё голос — на три этажа.</w:t>
+        <w:t xml:space="preserve"> Формально, Алексей, у нас с вами сейчас консультация защитника с подзащитной. Так что давайте для протокола скажем что-нибудь о моём деле.</w:t>
+      </w:r>
+    </w:p>
+    <w:p>
+      <w:pPr>
+        <w:spacing w:before="0" w:after="110" w:line="300" w:lineRule="auto"/>
+      </w:pPr>
+      <w:r>
+        <w:rPr>
+          <w:rFonts w:ascii="Times New Roman" w:hAnsi="Times New Roman" w:eastAsia="Malgun Gothic"/>
+          <w:b/>
+          <w:i w:val="0"/>
+          <w:sz w:val="22"/>
+        </w:rPr>
+        <w:t xml:space="preserve">Лёша: </w:t>
+      </w:r>
+      <w:r>
+        <w:rPr>
+          <w:rFonts w:ascii="Times New Roman" w:hAnsi="Times New Roman" w:eastAsia="Malgun Gothic"/>
+          <w:b w:val="0"/>
+          <w:i w:val="0"/>
+          <w:sz w:val="22"/>
+        </w:rPr>
+        <w:t>Ваше дело стоит на месте. Продлили до конца следующего месяца.</w:t>
+      </w:r>
+    </w:p>
+    <w:p>
+      <w:pPr>
+        <w:spacing w:before="0" w:after="110" w:line="300" w:lineRule="auto"/>
+      </w:pPr>
+      <w:r>
+        <w:rPr>
+          <w:rFonts w:ascii="Times New Roman" w:hAnsi="Times New Roman" w:eastAsia="Malgun Gothic"/>
+          <w:b/>
+          <w:i w:val="0"/>
+          <w:sz w:val="22"/>
+        </w:rPr>
+        <w:t xml:space="preserve">Ольга: </w:t>
+      </w:r>
+      <w:r>
+        <w:rPr>
+          <w:rFonts w:ascii="Times New Roman" w:hAnsi="Times New Roman" w:eastAsia="Malgun Gothic"/>
+          <w:b w:val="0"/>
+          <w:i w:val="0"/>
+          <w:sz w:val="22"/>
+        </w:rPr>
+        <w:t>Прекрасно. Протокол соблюдён. А теперь — что у вас с лицом?</w:t>
+      </w:r>
+    </w:p>
+    <w:p>
+      <w:pPr>
+        <w:spacing w:before="0" w:after="110" w:line="300" w:lineRule="auto"/>
+      </w:pPr>
+      <w:r>
+        <w:rPr>
+          <w:rFonts w:ascii="Times New Roman" w:hAnsi="Times New Roman" w:eastAsia="Malgun Gothic"/>
+          <w:b/>
+          <w:i w:val="0"/>
+          <w:sz w:val="22"/>
+        </w:rPr>
+        <w:t xml:space="preserve">Лёша: </w:t>
+      </w:r>
+      <w:r>
+        <w:rPr>
+          <w:rFonts w:ascii="Times New Roman" w:hAnsi="Times New Roman" w:eastAsia="Malgun Gothic"/>
+          <w:b w:val="0"/>
+          <w:i w:val="0"/>
+          <w:sz w:val="22"/>
+        </w:rPr>
+        <w:t>Трое ушли за две недели, Ольга Викторовна. И это только начало, я чувствую.</w:t>
+      </w:r>
+    </w:p>
+    <w:p>
+      <w:pPr>
+        <w:spacing w:before="0" w:after="110" w:line="300" w:lineRule="auto"/>
+      </w:pPr>
+      <w:r>
+        <w:rPr>
+          <w:rFonts w:ascii="Times New Roman" w:hAnsi="Times New Roman" w:eastAsia="Malgun Gothic"/>
+          <w:b/>
+          <w:i w:val="0"/>
+          <w:sz w:val="22"/>
+        </w:rPr>
+        <w:t xml:space="preserve">Ольга: </w:t>
+      </w:r>
+      <w:r>
+        <w:rPr>
+          <w:rFonts w:ascii="Times New Roman" w:hAnsi="Times New Roman" w:eastAsia="Malgun Gothic"/>
+          <w:b w:val="0"/>
+          <w:i w:val="0"/>
+          <w:sz w:val="22"/>
+        </w:rPr>
+        <w:t>Я такое видела много раз за двадцать лет. Это не предательство, что бы вы сейчас ни чувствовали. Это человеческий страх, и он законен.</w:t>
+      </w:r>
+    </w:p>
+    <w:p>
+      <w:pPr>
+        <w:spacing w:before="0" w:after="110" w:line="300" w:lineRule="auto"/>
+      </w:pPr>
+      <w:r>
+        <w:rPr>
+          <w:rFonts w:ascii="Times New Roman" w:hAnsi="Times New Roman" w:eastAsia="Malgun Gothic"/>
+          <w:b/>
+          <w:i w:val="0"/>
+          <w:sz w:val="22"/>
+        </w:rPr>
+        <w:t xml:space="preserve">Лёша: </w:t>
+      </w:r>
+      <w:r>
+        <w:rPr>
+          <w:rFonts w:ascii="Times New Roman" w:hAnsi="Times New Roman" w:eastAsia="Malgun Gothic"/>
+          <w:b w:val="0"/>
+          <w:i w:val="0"/>
+          <w:sz w:val="22"/>
+        </w:rPr>
+        <w:t>Вы тоже теряли людей? Вот так — не в тюрьму, а просто в страх?</w:t>
+      </w:r>
+    </w:p>
+    <w:p>
+      <w:pPr>
+        <w:spacing w:before="0" w:after="110" w:line="300" w:lineRule="auto"/>
+      </w:pPr>
+      <w:r>
+        <w:rPr>
+          <w:rFonts w:ascii="Times New Roman" w:hAnsi="Times New Roman" w:eastAsia="Malgun Gothic"/>
+          <w:b/>
+          <w:i w:val="0"/>
+          <w:sz w:val="22"/>
+        </w:rPr>
+        <w:t xml:space="preserve">Ольга: </w:t>
+      </w:r>
+      <w:r>
+        <w:rPr>
+          <w:rFonts w:ascii="Times New Roman" w:hAnsi="Times New Roman" w:eastAsia="Malgun Gothic"/>
+          <w:b w:val="0"/>
+          <w:i w:val="0"/>
+          <w:sz w:val="22"/>
+        </w:rPr>
+        <w:t>Десятками. В девяностые, в двухтысячные. Одни уходили в бизнес, другие — просто домой, к огороду. Кое-кто потом вернулся. Кое-кто стал писать на нас доносы.</w:t>
+      </w:r>
+    </w:p>
+    <w:p>
+      <w:pPr>
+        <w:spacing w:before="0" w:after="110" w:line="300" w:lineRule="auto"/>
+      </w:pPr>
+      <w:r>
+        <w:rPr>
+          <w:rFonts w:ascii="Times New Roman" w:hAnsi="Times New Roman" w:eastAsia="Malgun Gothic"/>
+          <w:b/>
+          <w:i w:val="0"/>
+          <w:sz w:val="22"/>
+        </w:rPr>
+        <w:t xml:space="preserve">Лёша: </w:t>
+      </w:r>
+      <w:r>
+        <w:rPr>
+          <w:rFonts w:ascii="Times New Roman" w:hAnsi="Times New Roman" w:eastAsia="Malgun Gothic"/>
+          <w:b w:val="0"/>
+          <w:i w:val="0"/>
+          <w:sz w:val="22"/>
+        </w:rPr>
+        <w:t>И как вы это пережили?</w:t>
+      </w:r>
+    </w:p>
+    <w:p>
+      <w:pPr>
+        <w:spacing w:before="0" w:after="110" w:line="300" w:lineRule="auto"/>
+      </w:pPr>
+      <w:r>
+        <w:rPr>
+          <w:rFonts w:ascii="Times New Roman" w:hAnsi="Times New Roman" w:eastAsia="Malgun Gothic"/>
+          <w:b/>
+          <w:i w:val="0"/>
+          <w:sz w:val="22"/>
+        </w:rPr>
+        <w:t xml:space="preserve">Ольга: </w:t>
+      </w:r>
+      <w:r>
+        <w:rPr>
+          <w:rFonts w:ascii="Times New Roman" w:hAnsi="Times New Roman" w:eastAsia="Malgun Gothic"/>
+          <w:b w:val="0"/>
+          <w:i w:val="0"/>
+          <w:sz w:val="22"/>
+        </w:rPr>
+        <w:t>Никак. Просто не перестала здороваться с теми, кто ушёл честно.</w:t>
+      </w:r>
+    </w:p>
+    <w:p>
+      <w:pPr>
+        <w:spacing w:before="0" w:after="110" w:line="300" w:lineRule="auto"/>
+      </w:pPr>
+      <w:r>
+        <w:rPr>
+          <w:rFonts w:ascii="Times New Roman" w:hAnsi="Times New Roman" w:eastAsia="Malgun Gothic"/>
+          <w:b/>
+          <w:i w:val="0"/>
+          <w:sz w:val="22"/>
+        </w:rPr>
+        <w:t xml:space="preserve">Лёша: </w:t>
+      </w:r>
+      <w:r>
+        <w:rPr>
+          <w:rFonts w:ascii="Times New Roman" w:hAnsi="Times New Roman" w:eastAsia="Malgun Gothic"/>
+          <w:b w:val="0"/>
+          <w:i w:val="0"/>
+          <w:sz w:val="22"/>
+        </w:rPr>
+        <w:t>А с теми, кто нечестно?</w:t>
+      </w:r>
+    </w:p>
+    <w:p>
+      <w:pPr>
+        <w:spacing w:before="0" w:after="110" w:line="300" w:lineRule="auto"/>
+      </w:pPr>
+      <w:r>
+        <w:rPr>
+          <w:rFonts w:ascii="Times New Roman" w:hAnsi="Times New Roman" w:eastAsia="Malgun Gothic"/>
+          <w:b/>
+          <w:i w:val="0"/>
+          <w:sz w:val="22"/>
+        </w:rPr>
+        <w:t xml:space="preserve">Ольга: </w:t>
+      </w:r>
+      <w:r>
+        <w:rPr>
+          <w:rFonts w:ascii="Times New Roman" w:hAnsi="Times New Roman" w:eastAsia="Malgun Gothic"/>
+          <w:b w:val="0"/>
+          <w:i w:val="0"/>
+          <w:sz w:val="22"/>
+        </w:rPr>
+        <w:t>С ними я тоже здороваюсь. Просто больше ничего им не рассказываю.</w:t>
+      </w:r>
+    </w:p>
+    <w:p>
+      <w:pPr>
+        <w:spacing w:before="0" w:after="110" w:line="300" w:lineRule="auto"/>
+      </w:pPr>
+      <w:r>
+        <w:rPr>
+          <w:rFonts w:ascii="Times New Roman" w:hAnsi="Times New Roman" w:eastAsia="Malgun Gothic"/>
+          <w:b/>
+          <w:i w:val="0"/>
+          <w:sz w:val="22"/>
+        </w:rPr>
+        <w:t xml:space="preserve">Лёша: </w:t>
+      </w:r>
+      <w:r>
+        <w:rPr>
+          <w:rFonts w:ascii="Times New Roman" w:hAnsi="Times New Roman" w:eastAsia="Malgun Gothic"/>
+          <w:b w:val="0"/>
+          <w:i w:val="0"/>
+          <w:sz w:val="22"/>
+        </w:rPr>
+        <w:t>Тогда почему мне так больно?</w:t>
+      </w:r>
+    </w:p>
+    <w:p>
+      <w:pPr>
+        <w:spacing w:before="0" w:after="110" w:line="300" w:lineRule="auto"/>
+      </w:pPr>
+      <w:r>
+        <w:rPr>
+          <w:rFonts w:ascii="Times New Roman" w:hAnsi="Times New Roman" w:eastAsia="Malgun Gothic"/>
+          <w:b/>
+          <w:i w:val="0"/>
+          <w:sz w:val="22"/>
+        </w:rPr>
+        <w:t xml:space="preserve">Ольга: </w:t>
+      </w:r>
+      <w:r>
+        <w:rPr>
+          <w:rFonts w:ascii="Times New Roman" w:hAnsi="Times New Roman" w:eastAsia="Malgun Gothic"/>
+          <w:b w:val="0"/>
+          <w:i w:val="0"/>
+          <w:sz w:val="22"/>
+        </w:rPr>
+        <w:t>Потому что вы хороший руководитель, который думает о людях, а не только об идее. Это правильная боль, Алексей. Бойтесь того дня, когда перестанете её чувствовать.</w:t>
+      </w:r>
+    </w:p>
+    <w:p>
+      <w:pPr>
+        <w:spacing w:before="0" w:after="110" w:line="300" w:lineRule="auto"/>
+      </w:pPr>
+      <w:r>
+        <w:rPr>
+          <w:rFonts w:ascii="Times New Roman" w:hAnsi="Times New Roman" w:eastAsia="Malgun Gothic"/>
+          <w:b/>
+          <w:i w:val="0"/>
+          <w:sz w:val="22"/>
+        </w:rPr>
+        <w:t xml:space="preserve">Лёша: </w:t>
+      </w:r>
+      <w:r>
+        <w:rPr>
+          <w:rFonts w:ascii="Times New Roman" w:hAnsi="Times New Roman" w:eastAsia="Malgun Gothic"/>
+          <w:b w:val="0"/>
+          <w:i w:val="0"/>
+          <w:sz w:val="22"/>
+        </w:rPr>
+        <w:t>А если уйдут все? Если в какой-то момент я останусь один?</w:t>
+      </w:r>
+    </w:p>
+    <w:p>
+      <w:pPr>
+        <w:spacing w:before="0" w:after="110" w:line="300" w:lineRule="auto"/>
+      </w:pPr>
+      <w:r>
+        <w:rPr>
+          <w:rFonts w:ascii="Times New Roman" w:hAnsi="Times New Roman" w:eastAsia="Malgun Gothic"/>
+          <w:b/>
+          <w:i w:val="0"/>
+          <w:sz w:val="22"/>
+        </w:rPr>
+        <w:t xml:space="preserve">Ольга: </w:t>
+      </w:r>
+      <w:r>
+        <w:rPr>
+          <w:rFonts w:ascii="Times New Roman" w:hAnsi="Times New Roman" w:eastAsia="Malgun Gothic"/>
+          <w:b w:val="0"/>
+          <w:i w:val="0"/>
+          <w:sz w:val="22"/>
+        </w:rPr>
+        <w:t>Тогда будете продолжать один, пока не найдутся новые. Такие организации, как наша, никогда не держатся вечно на одних и тех же людях. Они как река: вода меняется, а река остаётся рекой.</w:t>
+      </w:r>
+    </w:p>
+    <w:p>
+      <w:pPr>
+        <w:spacing w:before="0" w:after="110" w:line="300" w:lineRule="auto"/>
+      </w:pPr>
+      <w:r>
+        <w:rPr>
+          <w:rFonts w:ascii="Times New Roman" w:hAnsi="Times New Roman" w:eastAsia="Malgun Gothic"/>
+          <w:b/>
+          <w:i w:val="0"/>
+          <w:sz w:val="22"/>
+        </w:rPr>
+        <w:t xml:space="preserve">Лёша: </w:t>
+      </w:r>
+      <w:r>
+        <w:rPr>
+          <w:rFonts w:ascii="Times New Roman" w:hAnsi="Times New Roman" w:eastAsia="Malgun Gothic"/>
+          <w:b w:val="0"/>
+          <w:i w:val="0"/>
+          <w:sz w:val="22"/>
+        </w:rPr>
+        <w:t>Красиво. Но Игорю от этого не легче. И его матери тоже.</w:t>
+      </w:r>
+    </w:p>
+    <w:p>
+      <w:pPr>
+        <w:spacing w:before="0" w:after="110" w:line="300" w:lineRule="auto"/>
+      </w:pPr>
+      <w:r>
+        <w:rPr>
+          <w:rFonts w:ascii="Times New Roman" w:hAnsi="Times New Roman" w:eastAsia="Malgun Gothic"/>
+          <w:b/>
+          <w:i w:val="0"/>
+          <w:sz w:val="22"/>
+        </w:rPr>
+        <w:t xml:space="preserve">Ольга: </w:t>
+      </w:r>
+      <w:r>
+        <w:rPr>
+          <w:rFonts w:ascii="Times New Roman" w:hAnsi="Times New Roman" w:eastAsia="Malgun Gothic"/>
+          <w:b w:val="0"/>
+          <w:i w:val="0"/>
+          <w:sz w:val="22"/>
+        </w:rPr>
+        <w:t>Не легче. Поэтому не забывайте о них, когда они уйдут. Позвоните Игорю через месяц. Просто спросить, как мама. Это и есть разница между организацией и сектой.</w:t>
       </w:r>
     </w:p>
     <w:p>
@@ -1396,7 +2071,7 @@
           <w:color w:val="555555"/>
           <w:sz w:val="22"/>
         </w:rPr>
-        <w:t>(тронут)</w:t>
+        <w:t>(слабо улыбается)</w:t>
       </w:r>
       <w:r>
         <w:rPr>
@@ -1405,7 +2080,7 @@
           <w:i w:val="0"/>
           <w:sz w:val="22"/>
         </w:rPr>
-        <w:t xml:space="preserve"> Спасибо, Катя. Правда.</w:t>
+        <w:t xml:space="preserve"> Вы даже из-под домашнего ареста руководите.</w:t>
       </w:r>
     </w:p>
     <w:p>
@@ -1419,7 +2094,7 @@
           <w:i w:val="0"/>
           <w:sz w:val="22"/>
         </w:rPr>
-        <w:t xml:space="preserve">Катя: </w:t>
+        <w:t xml:space="preserve">Ольга: </w:t>
       </w:r>
       <w:r>
         <w:rPr>
@@ -1428,7 +2103,99 @@
           <w:i w:val="0"/>
           <w:sz w:val="22"/>
         </w:rPr>
-        <w:t>Не благодарите. Просто… не сдавайтесь сами, хорошо? Если сдадитесь вы, тогда все эти уходы будут напрасны.</w:t>
+        <w:t>Из-под домашнего ареста, Алексей, у меня только это и осталось. Не отнимайте.</w:t>
+      </w:r>
+    </w:p>
+    <w:p>
+      <w:pPr>
+        <w:spacing w:before="0" w:after="110" w:line="300" w:lineRule="auto"/>
+      </w:pPr>
+      <w:r>
+        <w:rPr>
+          <w:rFonts w:ascii="Times New Roman" w:hAnsi="Times New Roman" w:eastAsia="Malgun Gothic"/>
+          <w:b/>
+          <w:i w:val="0"/>
+          <w:sz w:val="22"/>
+        </w:rPr>
+        <w:t xml:space="preserve">Лёша: </w:t>
+      </w:r>
+      <w:r>
+        <w:rPr>
+          <w:rFonts w:ascii="Times New Roman" w:hAnsi="Times New Roman" w:eastAsia="Malgun Gothic"/>
+          <w:b w:val="0"/>
+          <w:i w:val="0"/>
+          <w:sz w:val="22"/>
+        </w:rPr>
+        <w:t>Не отниму. Завтра в это же время?</w:t>
+      </w:r>
+    </w:p>
+    <w:p>
+      <w:pPr>
+        <w:spacing w:before="0" w:after="110" w:line="300" w:lineRule="auto"/>
+      </w:pPr>
+      <w:r>
+        <w:rPr>
+          <w:rFonts w:ascii="Times New Roman" w:hAnsi="Times New Roman" w:eastAsia="Malgun Gothic"/>
+          <w:b/>
+          <w:i w:val="0"/>
+          <w:sz w:val="22"/>
+        </w:rPr>
+        <w:t xml:space="preserve">Ольга: </w:t>
+      </w:r>
+      <w:r>
+        <w:rPr>
+          <w:rFonts w:ascii="Times New Roman" w:hAnsi="Times New Roman" w:eastAsia="Malgun Gothic"/>
+          <w:b w:val="0"/>
+          <w:i w:val="0"/>
+          <w:sz w:val="22"/>
+        </w:rPr>
+        <w:t>В это же время. И наденьте чистую рубашку — у вас на экране воротник мятый. Подумают, что «Свет» совсем обнищал.</w:t>
+      </w:r>
+    </w:p>
+    <w:p>
+      <w:pPr>
+        <w:spacing w:before="0" w:after="110" w:line="300" w:lineRule="auto"/>
+      </w:pPr>
+      <w:r>
+        <w:rPr>
+          <w:rFonts w:ascii="Times New Roman" w:hAnsi="Times New Roman" w:eastAsia="Malgun Gothic"/>
+          <w:b/>
+          <w:i w:val="0"/>
+          <w:sz w:val="22"/>
+        </w:rPr>
+        <w:t xml:space="preserve">Лёша: </w:t>
+      </w:r>
+      <w:r>
+        <w:rPr>
+          <w:rFonts w:ascii="Times New Roman" w:hAnsi="Times New Roman" w:eastAsia="Malgun Gothic"/>
+          <w:b w:val="0"/>
+          <w:i w:val="0"/>
+          <w:sz w:val="22"/>
+        </w:rPr>
+        <w:t>«Свет» совсем обнищал, Ольга Викторовна.</w:t>
+      </w:r>
+    </w:p>
+    <w:p>
+      <w:pPr>
+        <w:spacing w:before="0" w:after="110" w:line="300" w:lineRule="auto"/>
+      </w:pPr>
+      <w:r>
+        <w:rPr>
+          <w:rFonts w:ascii="Times New Roman" w:hAnsi="Times New Roman" w:eastAsia="Malgun Gothic"/>
+          <w:b/>
+          <w:i w:val="0"/>
+          <w:sz w:val="22"/>
+        </w:rPr>
+        <w:t xml:space="preserve">Ольга: </w:t>
+      </w:r>
+      <w:r>
+        <w:rPr>
+          <w:rFonts w:ascii="Times New Roman" w:hAnsi="Times New Roman" w:eastAsia="Malgun Gothic"/>
+          <w:b w:val="0"/>
+          <w:i w:val="0"/>
+          <w:sz w:val="22"/>
+        </w:rPr>
+        <w:t>Тем более. Бедность надо носить опрятно.</w:t>
       </w:r>
     </w:p>
     <w:p>
@@ -1444,7 +2211,7 @@
           <w:color w:val="1F3864"/>
           <w:sz w:val="26"/>
         </w:rPr>
-        <w:t>장면 6 — 밤, 홀로 사무실에서</w:t>
+        <w:t>장면 6 — 카탸의 다짐</w:t>
       </w:r>
     </w:p>
     <w:p>
@@ -1458,7 +2225,145 @@
           <w:i w:val="0"/>
           <w:sz w:val="22"/>
         </w:rPr>
+        <w:t xml:space="preserve">Катя: </w:t>
+      </w:r>
+      <w:r>
+        <w:rPr>
+          <w:rFonts w:ascii="Times New Roman" w:hAnsi="Times New Roman" w:eastAsia="Malgun Gothic"/>
+          <w:b w:val="0"/>
+          <w:i w:val="0"/>
+          <w:sz w:val="22"/>
+        </w:rPr>
+        <w:t>Алексей Николаевич, можно сказать кое-что?</w:t>
+      </w:r>
+    </w:p>
+    <w:p>
+      <w:pPr>
+        <w:spacing w:before="0" w:after="110" w:line="300" w:lineRule="auto"/>
+      </w:pPr>
+      <w:r>
+        <w:rPr>
+          <w:rFonts w:ascii="Times New Roman" w:hAnsi="Times New Roman" w:eastAsia="Malgun Gothic"/>
+          <w:b/>
+          <w:i w:val="0"/>
+          <w:sz w:val="22"/>
+        </w:rPr>
         <w:t xml:space="preserve">Лёша: </w:t>
+      </w:r>
+      <w:r>
+        <w:rPr>
+          <w:rFonts w:ascii="Times New Roman" w:hAnsi="Times New Roman" w:eastAsia="Malgun Gothic"/>
+          <w:b w:val="0"/>
+          <w:i w:val="0"/>
+          <w:sz w:val="22"/>
+        </w:rPr>
+        <w:t>Конечно, Катя.</w:t>
+      </w:r>
+    </w:p>
+    <w:p>
+      <w:pPr>
+        <w:spacing w:before="0" w:after="110" w:line="300" w:lineRule="auto"/>
+      </w:pPr>
+      <w:r>
+        <w:rPr>
+          <w:rFonts w:ascii="Times New Roman" w:hAnsi="Times New Roman" w:eastAsia="Malgun Gothic"/>
+          <w:b/>
+          <w:i w:val="0"/>
+          <w:sz w:val="22"/>
+        </w:rPr>
+        <w:t xml:space="preserve">Катя: </w:t>
+      </w:r>
+      <w:r>
+        <w:rPr>
+          <w:rFonts w:ascii="Times New Roman" w:hAnsi="Times New Roman" w:eastAsia="Malgun Gothic"/>
+          <w:b w:val="0"/>
+          <w:i w:val="0"/>
+          <w:sz w:val="22"/>
+        </w:rPr>
+        <w:t>Я не уйду. Что бы ни случилось.</w:t>
+      </w:r>
+    </w:p>
+    <w:p>
+      <w:pPr>
+        <w:spacing w:before="0" w:after="110" w:line="300" w:lineRule="auto"/>
+      </w:pPr>
+      <w:r>
+        <w:rPr>
+          <w:rFonts w:ascii="Times New Roman" w:hAnsi="Times New Roman" w:eastAsia="Malgun Gothic"/>
+          <w:b/>
+          <w:i w:val="0"/>
+          <w:sz w:val="22"/>
+        </w:rPr>
+        <w:t xml:space="preserve">Лёша: </w:t>
+      </w:r>
+      <w:r>
+        <w:rPr>
+          <w:rFonts w:ascii="Times New Roman" w:hAnsi="Times New Roman" w:eastAsia="Malgun Gothic"/>
+          <w:b w:val="0"/>
+          <w:i w:val="0"/>
+          <w:sz w:val="22"/>
+        </w:rPr>
+        <w:t>Катя, ты не обязана это доказывать. У тебя тоже есть семья, будущее.</w:t>
+      </w:r>
+    </w:p>
+    <w:p>
+      <w:pPr>
+        <w:spacing w:before="0" w:after="110" w:line="300" w:lineRule="auto"/>
+      </w:pPr>
+      <w:r>
+        <w:rPr>
+          <w:rFonts w:ascii="Times New Roman" w:hAnsi="Times New Roman" w:eastAsia="Malgun Gothic"/>
+          <w:b/>
+          <w:i w:val="0"/>
+          <w:sz w:val="22"/>
+        </w:rPr>
+        <w:t xml:space="preserve">Катя: </w:t>
+      </w:r>
+      <w:r>
+        <w:rPr>
+          <w:rFonts w:ascii="Times New Roman" w:hAnsi="Times New Roman" w:eastAsia="Malgun Gothic"/>
+          <w:b w:val="0"/>
+          <w:i w:val="0"/>
+          <w:sz w:val="22"/>
+        </w:rPr>
+        <w:t>Знаю. Но у меня нет ни мужа, ни детей, ни больной матери на попечении. Мне терять меньше, чем Игорю или Светлане. Значит, я должна остаться — за тех, кто не может.</w:t>
+      </w:r>
+    </w:p>
+    <w:p>
+      <w:pPr>
+        <w:spacing w:before="0" w:after="110" w:line="300" w:lineRule="auto"/>
+      </w:pPr>
+      <w:r>
+        <w:rPr>
+          <w:rFonts w:ascii="Times New Roman" w:hAnsi="Times New Roman" w:eastAsia="Malgun Gothic"/>
+          <w:b/>
+          <w:i w:val="0"/>
+          <w:sz w:val="22"/>
+        </w:rPr>
+        <w:t xml:space="preserve">Лёша: </w:t>
+      </w:r>
+      <w:r>
+        <w:rPr>
+          <w:rFonts w:ascii="Times New Roman" w:hAnsi="Times New Roman" w:eastAsia="Malgun Gothic"/>
+          <w:b w:val="0"/>
+          <w:i w:val="0"/>
+          <w:sz w:val="22"/>
+        </w:rPr>
+        <w:t>А если позвонят твоей маме? Про нотариат, например.</w:t>
+      </w:r>
+    </w:p>
+    <w:p>
+      <w:pPr>
+        <w:spacing w:before="0" w:after="110" w:line="300" w:lineRule="auto"/>
+      </w:pPr>
+      <w:r>
+        <w:rPr>
+          <w:rFonts w:ascii="Times New Roman" w:hAnsi="Times New Roman" w:eastAsia="Malgun Gothic"/>
+          <w:b/>
+          <w:i w:val="0"/>
+          <w:sz w:val="22"/>
+        </w:rPr>
+        <w:t xml:space="preserve">Катя: </w:t>
       </w:r>
       <w:r>
         <w:rPr>
@@ -1468,7 +2373,7 @@
           <w:color w:val="555555"/>
           <w:sz w:val="22"/>
         </w:rPr>
-        <w:t>(один, смотрит на список сотрудников, вычёркивает три имени)</w:t>
+        <w:t>(усмехается)</w:t>
       </w:r>
       <w:r>
         <w:rPr>
@@ -1477,7 +2382,7 @@
           <w:i w:val="0"/>
           <w:sz w:val="22"/>
         </w:rPr>
-        <w:t xml:space="preserve"> Игорь. Светлана. Денис.</w:t>
+        <w:t xml:space="preserve"> Пусть звонят. Мама им сама расскажет, что думает о людях, которые звонят по ночам. Она у меня учительница, у неё голос — на три этажа.</w:t>
       </w:r>
     </w:p>
     <w:p>
@@ -1501,7 +2406,7 @@
           <w:color w:val="555555"/>
           <w:sz w:val="22"/>
         </w:rPr>
-        <w:t>(себе)</w:t>
+        <w:t>(тронут)</w:t>
       </w:r>
       <w:r>
         <w:rPr>
@@ -1510,13 +2415,68 @@
           <w:i w:val="0"/>
           <w:sz w:val="22"/>
         </w:rPr>
-        <w:t xml:space="preserve"> Виктор Петрович, вы никогда не рассказывали, каково это — терять людей не в могилу, а просто… в страх. Может, это даже тяжелее.</w:t>
+        <w:t xml:space="preserve"> Не сомневаюсь. После твоих таблиц я уже понял, в кого ты такая упрямая. Спасибо, Катя. Правда.</w:t>
       </w:r>
     </w:p>
     <w:p>
       <w:pPr>
         <w:spacing w:before="0" w:after="110" w:line="300" w:lineRule="auto"/>
       </w:pPr>
+      <w:r>
+        <w:rPr>
+          <w:rFonts w:ascii="Times New Roman" w:hAnsi="Times New Roman" w:eastAsia="Malgun Gothic"/>
+          <w:b/>
+          <w:i w:val="0"/>
+          <w:sz w:val="22"/>
+        </w:rPr>
+        <w:t xml:space="preserve">Катя: </w:t>
+      </w:r>
+      <w:r>
+        <w:rPr>
+          <w:rFonts w:ascii="Times New Roman" w:hAnsi="Times New Roman" w:eastAsia="Malgun Gothic"/>
+          <w:b w:val="0"/>
+          <w:i w:val="0"/>
+          <w:sz w:val="22"/>
+        </w:rPr>
+        <w:t>Не благодарите. Просто… не сдавайтесь сами, хорошо? Если сдадитесь вы, тогда все эти уходы будут напрасны.</w:t>
+      </w:r>
+    </w:p>
+    <w:p>
+      <w:pPr>
+        <w:spacing w:before="0" w:after="110" w:line="300" w:lineRule="auto"/>
+      </w:pPr>
+      <w:r>
+        <w:rPr>
+          <w:rFonts w:ascii="Times New Roman" w:hAnsi="Times New Roman" w:eastAsia="Malgun Gothic"/>
+          <w:b/>
+          <w:i w:val="0"/>
+          <w:sz w:val="22"/>
+        </w:rPr>
+        <w:t xml:space="preserve">Лёша: </w:t>
+      </w:r>
+      <w:r>
+        <w:rPr>
+          <w:rFonts w:ascii="Times New Roman" w:hAnsi="Times New Roman" w:eastAsia="Malgun Gothic"/>
+          <w:b w:val="0"/>
+          <w:i w:val="0"/>
+          <w:sz w:val="22"/>
+        </w:rPr>
+        <w:t>Не сдамся. Но и ты мне пообещай одно: если станет по-настоящему страшно — скажешь. Не уйдёшь молча, как Денис.</w:t>
+      </w:r>
+    </w:p>
+    <w:p>
+      <w:pPr>
+        <w:spacing w:before="0" w:after="110" w:line="300" w:lineRule="auto"/>
+      </w:pPr>
+      <w:r>
+        <w:rPr>
+          <w:rFonts w:ascii="Times New Roman" w:hAnsi="Times New Roman" w:eastAsia="Malgun Gothic"/>
+          <w:b/>
+          <w:i w:val="0"/>
+          <w:sz w:val="22"/>
+        </w:rPr>
+        <w:t xml:space="preserve">Катя: </w:t>
+      </w:r>
       <w:r>
         <w:rPr>
           <w:rFonts w:ascii="Times New Roman" w:hAnsi="Times New Roman" w:eastAsia="Malgun Gothic"/>
@@ -1525,7 +2485,16 @@
           <w:color w:val="555555"/>
           <w:sz w:val="22"/>
         </w:rPr>
-        <w:t>(звонит телефон — Дарья)</w:t>
+        <w:t>(подумав)</w:t>
+      </w:r>
+      <w:r>
+        <w:rPr>
+          <w:rFonts w:ascii="Times New Roman" w:hAnsi="Times New Roman" w:eastAsia="Malgun Gothic"/>
+          <w:b w:val="0"/>
+          <w:i w:val="0"/>
+          <w:sz w:val="22"/>
+        </w:rPr>
+        <w:t xml:space="preserve"> Обещаю. Скажу. И всё равно не уйду.</w:t>
       </w:r>
     </w:p>
     <w:p>
@@ -1539,7 +2508,7 @@
           <w:i w:val="0"/>
           <w:sz w:val="22"/>
         </w:rPr>
-        <w:t xml:space="preserve">Дарья: </w:t>
+        <w:t xml:space="preserve">Лёша: </w:t>
       </w:r>
       <w:r>
         <w:rPr>
@@ -1548,7 +2517,7 @@
           <w:i w:val="0"/>
           <w:sz w:val="22"/>
         </w:rPr>
-        <w:t>Как ты?</w:t>
+        <w:t>Договорились. А теперь иди домой. Уже десятый час.</w:t>
       </w:r>
     </w:p>
     <w:p>
@@ -1562,7 +2531,7 @@
           <w:i w:val="0"/>
           <w:sz w:val="22"/>
         </w:rPr>
-        <w:t xml:space="preserve">Лёша: </w:t>
+        <w:t xml:space="preserve">Катя: </w:t>
       </w:r>
       <w:r>
         <w:rPr>
@@ -1571,280 +2540,7 @@
           <w:i w:val="0"/>
           <w:sz w:val="22"/>
         </w:rPr>
-        <w:t>Бывало лучше. Трое ушли за две недели.</w:t>
-      </w:r>
-    </w:p>
-    <w:p>
-      <w:pPr>
-        <w:spacing w:before="0" w:after="110" w:line="300" w:lineRule="auto"/>
-      </w:pPr>
-      <w:r>
-        <w:rPr>
-          <w:rFonts w:ascii="Times New Roman" w:hAnsi="Times New Roman" w:eastAsia="Malgun Gothic"/>
-          <w:b/>
-          <w:i w:val="0"/>
-          <w:sz w:val="22"/>
-        </w:rPr>
-        <w:t xml:space="preserve">Дарья: </w:t>
-      </w:r>
-      <w:r>
-        <w:rPr>
-          <w:rFonts w:ascii="Times New Roman" w:hAnsi="Times New Roman" w:eastAsia="Malgun Gothic"/>
-          <w:b w:val="0"/>
-          <w:i w:val="0"/>
-          <w:sz w:val="22"/>
-        </w:rPr>
-        <w:t>Катя мне написала. Мне жаль.</w:t>
-      </w:r>
-    </w:p>
-    <w:p>
-      <w:pPr>
-        <w:spacing w:before="0" w:after="110" w:line="300" w:lineRule="auto"/>
-      </w:pPr>
-      <w:r>
-        <w:rPr>
-          <w:rFonts w:ascii="Times New Roman" w:hAnsi="Times New Roman" w:eastAsia="Malgun Gothic"/>
-          <w:b/>
-          <w:i w:val="0"/>
-          <w:sz w:val="22"/>
-        </w:rPr>
-        <w:t xml:space="preserve">Лёша: </w:t>
-      </w:r>
-      <w:r>
-        <w:rPr>
-          <w:rFonts w:ascii="Times New Roman" w:hAnsi="Times New Roman" w:eastAsia="Malgun Gothic"/>
-          <w:b w:val="0"/>
-          <w:i w:val="0"/>
-          <w:sz w:val="22"/>
-        </w:rPr>
-        <w:t>Даша, честно — стоит ли это всё того? Люди теряют работу, здоровье, друзей. Мой отец потерял работу. Виктор Петрович потерял жизнь. Ольга Викторовна сидит с браслетом на ноге. Теперь ещё это.</w:t>
-      </w:r>
-    </w:p>
-    <w:p>
-      <w:pPr>
-        <w:spacing w:before="0" w:after="110" w:line="300" w:lineRule="auto"/>
-      </w:pPr>
-      <w:r>
-        <w:rPr>
-          <w:rFonts w:ascii="Times New Roman" w:hAnsi="Times New Roman" w:eastAsia="Malgun Gothic"/>
-          <w:b/>
-          <w:i w:val="0"/>
-          <w:sz w:val="22"/>
-        </w:rPr>
-        <w:t xml:space="preserve">Дарья: </w:t>
-      </w:r>
-      <w:r>
-        <w:rPr>
-          <w:rFonts w:ascii="Times New Roman" w:hAnsi="Times New Roman" w:eastAsia="Malgun Gothic"/>
-          <w:b w:val="0"/>
-          <w:i/>
-          <w:color w:val="555555"/>
-          <w:sz w:val="22"/>
-        </w:rPr>
-        <w:t>(пауза)</w:t>
-      </w:r>
-      <w:r>
-        <w:rPr>
-          <w:rFonts w:ascii="Times New Roman" w:hAnsi="Times New Roman" w:eastAsia="Malgun Gothic"/>
-          <w:b w:val="0"/>
-          <w:i w:val="0"/>
-          <w:sz w:val="22"/>
-        </w:rPr>
-        <w:t xml:space="preserve"> А что будет, если ты остановишься сейчас? Все эти потери станут напрасными — или всё-таки будут что-то значить?</w:t>
-      </w:r>
-    </w:p>
-    <w:p>
-      <w:pPr>
-        <w:spacing w:before="0" w:after="110" w:line="300" w:lineRule="auto"/>
-      </w:pPr>
-      <w:r>
-        <w:rPr>
-          <w:rFonts w:ascii="Times New Roman" w:hAnsi="Times New Roman" w:eastAsia="Malgun Gothic"/>
-          <w:b/>
-          <w:i w:val="0"/>
-          <w:sz w:val="22"/>
-        </w:rPr>
-        <w:t xml:space="preserve">Лёша: </w:t>
-      </w:r>
-      <w:r>
-        <w:rPr>
-          <w:rFonts w:ascii="Times New Roman" w:hAnsi="Times New Roman" w:eastAsia="Malgun Gothic"/>
-          <w:b w:val="0"/>
-          <w:i w:val="0"/>
-          <w:sz w:val="22"/>
-        </w:rPr>
-        <w:t>Не знаю.</w:t>
-      </w:r>
-    </w:p>
-    <w:p>
-      <w:pPr>
-        <w:spacing w:before="0" w:after="110" w:line="300" w:lineRule="auto"/>
-      </w:pPr>
-      <w:r>
-        <w:rPr>
-          <w:rFonts w:ascii="Times New Roman" w:hAnsi="Times New Roman" w:eastAsia="Malgun Gothic"/>
-          <w:b/>
-          <w:i w:val="0"/>
-          <w:sz w:val="22"/>
-        </w:rPr>
-        <w:t xml:space="preserve">Дарья: </w:t>
-      </w:r>
-      <w:r>
-        <w:rPr>
-          <w:rFonts w:ascii="Times New Roman" w:hAnsi="Times New Roman" w:eastAsia="Malgun Gothic"/>
-          <w:b w:val="0"/>
-          <w:i w:val="0"/>
-          <w:sz w:val="22"/>
-        </w:rPr>
-        <w:t>А я знаю. Каждая потеря что-то значит только до тех пор, пока кто-то продолжает нести то, ради чего она случилась. Остановишься — и Быков, и работа твоего отца, и уход Игоря со Светланой станут просто чередой бессмысленных трагедий.</w:t>
-      </w:r>
-    </w:p>
-    <w:p>
-      <w:pPr>
-        <w:spacing w:before="0" w:after="110" w:line="300" w:lineRule="auto"/>
-      </w:pPr>
-      <w:r>
-        <w:rPr>
-          <w:rFonts w:ascii="Times New Roman" w:hAnsi="Times New Roman" w:eastAsia="Malgun Gothic"/>
-          <w:b/>
-          <w:i w:val="0"/>
-          <w:sz w:val="22"/>
-        </w:rPr>
-        <w:t xml:space="preserve">Лёша: </w:t>
-      </w:r>
-      <w:r>
-        <w:rPr>
-          <w:rFonts w:ascii="Times New Roman" w:hAnsi="Times New Roman" w:eastAsia="Malgun Gothic"/>
-          <w:b w:val="0"/>
-          <w:i w:val="0"/>
-          <w:sz w:val="22"/>
-        </w:rPr>
-        <w:t>А если продолжу?</w:t>
-      </w:r>
-    </w:p>
-    <w:p>
-      <w:pPr>
-        <w:spacing w:before="0" w:after="110" w:line="300" w:lineRule="auto"/>
-      </w:pPr>
-      <w:r>
-        <w:rPr>
-          <w:rFonts w:ascii="Times New Roman" w:hAnsi="Times New Roman" w:eastAsia="Malgun Gothic"/>
-          <w:b/>
-          <w:i w:val="0"/>
-          <w:sz w:val="22"/>
-        </w:rPr>
-        <w:t xml:space="preserve">Дарья: </w:t>
-      </w:r>
-      <w:r>
-        <w:rPr>
-          <w:rFonts w:ascii="Times New Roman" w:hAnsi="Times New Roman" w:eastAsia="Malgun Gothic"/>
-          <w:b w:val="0"/>
-          <w:i w:val="0"/>
-          <w:sz w:val="22"/>
-        </w:rPr>
-        <w:t>Тогда, может быть, однажды это станет историей о том, как всё изменилось. Выбор за тобой, Алексей. Но я знаю, что ты выберешь.</w:t>
-      </w:r>
-    </w:p>
-    <w:p>
-      <w:pPr>
-        <w:spacing w:before="0" w:after="110" w:line="300" w:lineRule="auto"/>
-      </w:pPr>
-      <w:r>
-        <w:rPr>
-          <w:rFonts w:ascii="Times New Roman" w:hAnsi="Times New Roman" w:eastAsia="Malgun Gothic"/>
-          <w:b/>
-          <w:i w:val="0"/>
-          <w:sz w:val="22"/>
-        </w:rPr>
-        <w:t xml:space="preserve">Лёша: </w:t>
-      </w:r>
-      <w:r>
-        <w:rPr>
-          <w:rFonts w:ascii="Times New Roman" w:hAnsi="Times New Roman" w:eastAsia="Malgun Gothic"/>
-          <w:b w:val="0"/>
-          <w:i w:val="0"/>
-          <w:sz w:val="22"/>
-        </w:rPr>
-        <w:t>Иногда мне кажется, что я сам ищу эти бури. Как у Лермонтова: «А он, мятежный, просит бури, как будто в бурях есть покой».</w:t>
-      </w:r>
-    </w:p>
-    <w:p>
-      <w:pPr>
-        <w:spacing w:before="0" w:after="110" w:line="300" w:lineRule="auto"/>
-      </w:pPr>
-      <w:r>
-        <w:rPr>
-          <w:rFonts w:ascii="Times New Roman" w:hAnsi="Times New Roman" w:eastAsia="Malgun Gothic"/>
-          <w:b/>
-          <w:i w:val="0"/>
-          <w:sz w:val="22"/>
-        </w:rPr>
-        <w:t xml:space="preserve">Дарья: </w:t>
-      </w:r>
-      <w:r>
-        <w:rPr>
-          <w:rFonts w:ascii="Times New Roman" w:hAnsi="Times New Roman" w:eastAsia="Malgun Gothic"/>
-          <w:b w:val="0"/>
-          <w:i w:val="0"/>
-          <w:sz w:val="22"/>
-        </w:rPr>
-        <w:t>Ты не просишь бури, Лёша. Она сама к тебе приходит. Ты просто не убегаешь. Это разные вещи.</w:t>
-      </w:r>
-    </w:p>
-    <w:p>
-      <w:pPr>
-        <w:spacing w:before="0" w:after="110" w:line="300" w:lineRule="auto"/>
-      </w:pPr>
-      <w:r>
-        <w:rPr>
-          <w:rFonts w:ascii="Times New Roman" w:hAnsi="Times New Roman" w:eastAsia="Malgun Gothic"/>
-          <w:b/>
-          <w:i w:val="0"/>
-          <w:sz w:val="22"/>
-        </w:rPr>
-        <w:t xml:space="preserve">Лёша: </w:t>
-      </w:r>
-      <w:r>
-        <w:rPr>
-          <w:rFonts w:ascii="Times New Roman" w:hAnsi="Times New Roman" w:eastAsia="Malgun Gothic"/>
-          <w:b w:val="0"/>
-          <w:i/>
-          <w:color w:val="555555"/>
-          <w:sz w:val="22"/>
-        </w:rPr>
-        <w:t>(слабая улыбка)</w:t>
-      </w:r>
-      <w:r>
-        <w:rPr>
-          <w:rFonts w:ascii="Times New Roman" w:hAnsi="Times New Roman" w:eastAsia="Malgun Gothic"/>
-          <w:b w:val="0"/>
-          <w:i w:val="0"/>
-          <w:sz w:val="22"/>
-        </w:rPr>
-        <w:t xml:space="preserve"> Ты слишком хорошо меня знаешь для человека, который появился в моей жизни чуть больше года назад.</w:t>
-      </w:r>
-    </w:p>
-    <w:p>
-      <w:pPr>
-        <w:spacing w:before="0" w:after="110" w:line="300" w:lineRule="auto"/>
-      </w:pPr>
-      <w:r>
-        <w:rPr>
-          <w:rFonts w:ascii="Times New Roman" w:hAnsi="Times New Roman" w:eastAsia="Malgun Gothic"/>
-          <w:b/>
-          <w:i w:val="0"/>
-          <w:sz w:val="22"/>
-        </w:rPr>
-        <w:t xml:space="preserve">Дарья: </w:t>
-      </w:r>
-      <w:r>
-        <w:rPr>
-          <w:rFonts w:ascii="Times New Roman" w:hAnsi="Times New Roman" w:eastAsia="Malgun Gothic"/>
-          <w:b w:val="0"/>
-          <w:i w:val="0"/>
-          <w:sz w:val="22"/>
-        </w:rPr>
-        <w:t>Иногда и года достаточно. Спокойной ночи, Алексей. Не сиди слишком долго над этим списком.</w:t>
+        <w:t>Сейчас. Только допишу письмо в Тверь. Они ждут с понедельника.</w:t>
       </w:r>
     </w:p>
     <w:p>
@@ -1860,7 +2556,7 @@
           <w:color w:val="1F3864"/>
           <w:sz w:val="26"/>
         </w:rPr>
-        <w:t>장면 7 — 아침, 새로운 얼굴들</w:t>
+        <w:t>장면 7 — 밤, 홀로 사무실에서</w:t>
       </w:r>
     </w:p>
     <w:p>
@@ -1874,7 +2570,7 @@
           <w:i w:val="0"/>
           <w:sz w:val="22"/>
         </w:rPr>
-        <w:t xml:space="preserve">Катя: </w:t>
+        <w:t xml:space="preserve">Лёша: </w:t>
       </w:r>
       <w:r>
         <w:rPr>
@@ -1884,7 +2580,7 @@
           <w:color w:val="555555"/>
           <w:sz w:val="22"/>
         </w:rPr>
-        <w:t>(заглядывает в кабинет)</w:t>
+        <w:t>(один, смотрит на список сотрудников, вычёркивает три имени)</w:t>
       </w:r>
       <w:r>
         <w:rPr>
@@ -1893,7 +2589,7 @@
           <w:i w:val="0"/>
           <w:sz w:val="22"/>
         </w:rPr>
-        <w:t xml:space="preserve"> Алексей Николаевич, вы что, ночевали здесь?</w:t>
+        <w:t xml:space="preserve"> Игорь. Светлана. Денис.</w:t>
       </w:r>
     </w:p>
     <w:p>
@@ -1917,7 +2613,7 @@
           <w:color w:val="555555"/>
           <w:sz w:val="22"/>
         </w:rPr>
-        <w:t>(поднимает голову от стола)</w:t>
+        <w:t>(себе)</w:t>
       </w:r>
       <w:r>
         <w:rPr>
@@ -1926,45 +2622,13 @@
           <w:i w:val="0"/>
           <w:sz w:val="22"/>
         </w:rPr>
-        <w:t xml:space="preserve"> Кажется, да. Который час?</w:t>
+        <w:t xml:space="preserve"> Виктор Петрович, вы никогда не рассказывали, каково это — терять людей не в могилу, а просто… в страх. Может, это даже тяжелее.</w:t>
       </w:r>
     </w:p>
     <w:p>
       <w:pPr>
         <w:spacing w:before="0" w:after="110" w:line="300" w:lineRule="auto"/>
       </w:pPr>
-      <w:r>
-        <w:rPr>
-          <w:rFonts w:ascii="Times New Roman" w:hAnsi="Times New Roman" w:eastAsia="Malgun Gothic"/>
-          <w:b/>
-          <w:i w:val="0"/>
-          <w:sz w:val="22"/>
-        </w:rPr>
-        <w:t xml:space="preserve">Катя: </w:t>
-      </w:r>
-      <w:r>
-        <w:rPr>
-          <w:rFonts w:ascii="Times New Roman" w:hAnsi="Times New Roman" w:eastAsia="Malgun Gothic"/>
-          <w:b w:val="0"/>
-          <w:i w:val="0"/>
-          <w:sz w:val="22"/>
-        </w:rPr>
-        <w:t>Девять. Там в коридоре двое. Студенты-медики из Перми, приехали на выходные. Говорят, видели запись митинга и хотят помогать с шахтёрским делом — разбирать медицинские карты.</w:t>
-      </w:r>
-    </w:p>
-    <w:p>
-      <w:pPr>
-        <w:spacing w:before="0" w:after="110" w:line="300" w:lineRule="auto"/>
-      </w:pPr>
-      <w:r>
-        <w:rPr>
-          <w:rFonts w:ascii="Times New Roman" w:hAnsi="Times New Roman" w:eastAsia="Malgun Gothic"/>
-          <w:b/>
-          <w:i w:val="0"/>
-          <w:sz w:val="22"/>
-        </w:rPr>
-        <w:t xml:space="preserve">Лёша: </w:t>
-      </w:r>
       <w:r>
         <w:rPr>
           <w:rFonts w:ascii="Times New Roman" w:hAnsi="Times New Roman" w:eastAsia="Malgun Gothic"/>
@@ -1973,7 +2637,21 @@
           <w:color w:val="555555"/>
           <w:sz w:val="22"/>
         </w:rPr>
-        <w:t>(долгая пауза, смотрит на вычеркнутые имена)</w:t>
+        <w:t>(звонит телефон — Дарья)</w:t>
+      </w:r>
+    </w:p>
+    <w:p>
+      <w:pPr>
+        <w:spacing w:before="0" w:after="110" w:line="300" w:lineRule="auto"/>
+      </w:pPr>
+      <w:r>
+        <w:rPr>
+          <w:rFonts w:ascii="Times New Roman" w:hAnsi="Times New Roman" w:eastAsia="Malgun Gothic"/>
+          <w:b/>
+          <w:i w:val="0"/>
+          <w:sz w:val="22"/>
+        </w:rPr>
+        <w:t xml:space="preserve">Дарья: </w:t>
       </w:r>
       <w:r>
         <w:rPr>
@@ -1982,7 +2660,7 @@
           <w:i w:val="0"/>
           <w:sz w:val="22"/>
         </w:rPr>
-        <w:t xml:space="preserve"> Вода меняется…</w:t>
+        <w:t>Как ты?</w:t>
       </w:r>
     </w:p>
     <w:p>
@@ -1996,7 +2674,7 @@
           <w:i w:val="0"/>
           <w:sz w:val="22"/>
         </w:rPr>
-        <w:t xml:space="preserve">Катя: </w:t>
+        <w:t xml:space="preserve">Лёша: </w:t>
       </w:r>
       <w:r>
         <w:rPr>
@@ -2005,7 +2683,7 @@
           <w:i w:val="0"/>
           <w:sz w:val="22"/>
         </w:rPr>
-        <w:t>Что?</w:t>
+        <w:t>Бывало лучше. Трое ушли за две недели.</w:t>
       </w:r>
     </w:p>
     <w:p>
@@ -2019,7 +2697,7 @@
           <w:i w:val="0"/>
           <w:sz w:val="22"/>
         </w:rPr>
-        <w:t xml:space="preserve">Лёша: </w:t>
+        <w:t xml:space="preserve">Дарья: </w:t>
       </w:r>
       <w:r>
         <w:rPr>
@@ -2028,7 +2706,358 @@
           <w:i w:val="0"/>
           <w:sz w:val="22"/>
         </w:rPr>
-        <w:t>Ничего. Ольга Викторовна была права. Зови их, Катя. И поставь чайник — у нас гости.</w:t>
+        <w:t>Катя мне написала. Мне жаль.</w:t>
+      </w:r>
+    </w:p>
+    <w:p>
+      <w:pPr>
+        <w:spacing w:before="0" w:after="110" w:line="300" w:lineRule="auto"/>
+      </w:pPr>
+      <w:r>
+        <w:rPr>
+          <w:rFonts w:ascii="Times New Roman" w:hAnsi="Times New Roman" w:eastAsia="Malgun Gothic"/>
+          <w:b/>
+          <w:i w:val="0"/>
+          <w:sz w:val="22"/>
+        </w:rPr>
+        <w:t xml:space="preserve">Лёша: </w:t>
+      </w:r>
+      <w:r>
+        <w:rPr>
+          <w:rFonts w:ascii="Times New Roman" w:hAnsi="Times New Roman" w:eastAsia="Malgun Gothic"/>
+          <w:b w:val="0"/>
+          <w:i w:val="0"/>
+          <w:sz w:val="22"/>
+        </w:rPr>
+        <w:t>Она теперь всем пишет раньше, чем я успеваю подумать. Это хорошо или плохо?</w:t>
+      </w:r>
+    </w:p>
+    <w:p>
+      <w:pPr>
+        <w:spacing w:before="0" w:after="110" w:line="300" w:lineRule="auto"/>
+      </w:pPr>
+      <w:r>
+        <w:rPr>
+          <w:rFonts w:ascii="Times New Roman" w:hAnsi="Times New Roman" w:eastAsia="Malgun Gothic"/>
+          <w:b/>
+          <w:i w:val="0"/>
+          <w:sz w:val="22"/>
+        </w:rPr>
+        <w:t xml:space="preserve">Дарья: </w:t>
+      </w:r>
+      <w:r>
+        <w:rPr>
+          <w:rFonts w:ascii="Times New Roman" w:hAnsi="Times New Roman" w:eastAsia="Malgun Gothic"/>
+          <w:b w:val="0"/>
+          <w:i w:val="0"/>
+          <w:sz w:val="22"/>
+        </w:rPr>
+        <w:t>Хорошо. Значит, она за тебя волнуется. А плохо — что ты сидишь один в офисе в два часа ночи.</w:t>
+      </w:r>
+    </w:p>
+    <w:p>
+      <w:pPr>
+        <w:spacing w:before="0" w:after="110" w:line="300" w:lineRule="auto"/>
+      </w:pPr>
+      <w:r>
+        <w:rPr>
+          <w:rFonts w:ascii="Times New Roman" w:hAnsi="Times New Roman" w:eastAsia="Malgun Gothic"/>
+          <w:b/>
+          <w:i w:val="0"/>
+          <w:sz w:val="22"/>
+        </w:rPr>
+        <w:t xml:space="preserve">Лёша: </w:t>
+      </w:r>
+      <w:r>
+        <w:rPr>
+          <w:rFonts w:ascii="Times New Roman" w:hAnsi="Times New Roman" w:eastAsia="Malgun Gothic"/>
+          <w:b w:val="0"/>
+          <w:i w:val="0"/>
+          <w:sz w:val="22"/>
+        </w:rPr>
+        <w:t>Откуда ты знаешь, где я сижу?</w:t>
+      </w:r>
+    </w:p>
+    <w:p>
+      <w:pPr>
+        <w:spacing w:before="0" w:after="110" w:line="300" w:lineRule="auto"/>
+      </w:pPr>
+      <w:r>
+        <w:rPr>
+          <w:rFonts w:ascii="Times New Roman" w:hAnsi="Times New Roman" w:eastAsia="Malgun Gothic"/>
+          <w:b/>
+          <w:i w:val="0"/>
+          <w:sz w:val="22"/>
+        </w:rPr>
+        <w:t xml:space="preserve">Дарья: </w:t>
+      </w:r>
+      <w:r>
+        <w:rPr>
+          <w:rFonts w:ascii="Times New Roman" w:hAnsi="Times New Roman" w:eastAsia="Malgun Gothic"/>
+          <w:b w:val="0"/>
+          <w:i w:val="0"/>
+          <w:sz w:val="22"/>
+        </w:rPr>
+        <w:t>Слышу, как капает в ведро.</w:t>
+      </w:r>
+    </w:p>
+    <w:p>
+      <w:pPr>
+        <w:spacing w:before="0" w:after="110" w:line="300" w:lineRule="auto"/>
+      </w:pPr>
+      <w:r>
+        <w:rPr>
+          <w:rFonts w:ascii="Times New Roman" w:hAnsi="Times New Roman" w:eastAsia="Malgun Gothic"/>
+          <w:b/>
+          <w:i w:val="0"/>
+          <w:sz w:val="22"/>
+        </w:rPr>
+        <w:t xml:space="preserve">Лёша: </w:t>
+      </w:r>
+      <w:r>
+        <w:rPr>
+          <w:rFonts w:ascii="Times New Roman" w:hAnsi="Times New Roman" w:eastAsia="Malgun Gothic"/>
+          <w:b w:val="0"/>
+          <w:i w:val="0"/>
+          <w:sz w:val="22"/>
+        </w:rPr>
+        <w:t>Даша, честно — стоит ли это всё того? Люди теряют работу, здоровье, друзей. Мой отец потерял работу. Виктор Петрович потерял жизнь. Ольга Викторовна сидит с браслетом на ноге. Теперь ещё это. А Катя сказала, что останется. «За тех, кто не может». Ей двадцать лет, Даша.</w:t>
+      </w:r>
+    </w:p>
+    <w:p>
+      <w:pPr>
+        <w:spacing w:before="0" w:after="110" w:line="300" w:lineRule="auto"/>
+      </w:pPr>
+      <w:r>
+        <w:rPr>
+          <w:rFonts w:ascii="Times New Roman" w:hAnsi="Times New Roman" w:eastAsia="Malgun Gothic"/>
+          <w:b/>
+          <w:i w:val="0"/>
+          <w:sz w:val="22"/>
+        </w:rPr>
+        <w:t xml:space="preserve">Дарья: </w:t>
+      </w:r>
+      <w:r>
+        <w:rPr>
+          <w:rFonts w:ascii="Times New Roman" w:hAnsi="Times New Roman" w:eastAsia="Malgun Gothic"/>
+          <w:b w:val="0"/>
+          <w:i w:val="0"/>
+          <w:sz w:val="22"/>
+        </w:rPr>
+        <w:t xml:space="preserve">Мне было пятнадцать, когда я решила, что останусь в профессии отца. Возраст тут ни при чём. </w:t>
+      </w:r>
+      <w:r>
+        <w:rPr>
+          <w:rFonts w:ascii="Times New Roman" w:hAnsi="Times New Roman" w:eastAsia="Malgun Gothic"/>
+          <w:b w:val="0"/>
+          <w:i/>
+          <w:color w:val="555555"/>
+          <w:sz w:val="22"/>
+        </w:rPr>
+        <w:t>(пауза)</w:t>
+      </w:r>
+      <w:r>
+        <w:rPr>
+          <w:rFonts w:ascii="Times New Roman" w:hAnsi="Times New Roman" w:eastAsia="Malgun Gothic"/>
+          <w:b w:val="0"/>
+          <w:i w:val="0"/>
+          <w:sz w:val="22"/>
+        </w:rPr>
+        <w:t xml:space="preserve"> А что будет, если ты остановишься сейчас? Все эти потери станут напрасными — или всё-таки будут что-то значить?</w:t>
+      </w:r>
+    </w:p>
+    <w:p>
+      <w:pPr>
+        <w:spacing w:before="0" w:after="110" w:line="300" w:lineRule="auto"/>
+      </w:pPr>
+      <w:r>
+        <w:rPr>
+          <w:rFonts w:ascii="Times New Roman" w:hAnsi="Times New Roman" w:eastAsia="Malgun Gothic"/>
+          <w:b/>
+          <w:i w:val="0"/>
+          <w:sz w:val="22"/>
+        </w:rPr>
+        <w:t xml:space="preserve">Лёша: </w:t>
+      </w:r>
+      <w:r>
+        <w:rPr>
+          <w:rFonts w:ascii="Times New Roman" w:hAnsi="Times New Roman" w:eastAsia="Malgun Gothic"/>
+          <w:b w:val="0"/>
+          <w:i w:val="0"/>
+          <w:sz w:val="22"/>
+        </w:rPr>
+        <w:t>Не знаю.</w:t>
+      </w:r>
+    </w:p>
+    <w:p>
+      <w:pPr>
+        <w:spacing w:before="0" w:after="110" w:line="300" w:lineRule="auto"/>
+      </w:pPr>
+      <w:r>
+        <w:rPr>
+          <w:rFonts w:ascii="Times New Roman" w:hAnsi="Times New Roman" w:eastAsia="Malgun Gothic"/>
+          <w:b/>
+          <w:i w:val="0"/>
+          <w:sz w:val="22"/>
+        </w:rPr>
+        <w:t xml:space="preserve">Дарья: </w:t>
+      </w:r>
+      <w:r>
+        <w:rPr>
+          <w:rFonts w:ascii="Times New Roman" w:hAnsi="Times New Roman" w:eastAsia="Malgun Gothic"/>
+          <w:b w:val="0"/>
+          <w:i w:val="0"/>
+          <w:sz w:val="22"/>
+        </w:rPr>
+        <w:t>А я знаю. Каждая потеря что-то значит только до тех пор, пока кто-то продолжает нести то, ради чего она случилась. Остановишься — и Быков, и работа твоего отца, и уход Игоря со Светланой станут просто чередой бессмысленных трагедий.</w:t>
+      </w:r>
+    </w:p>
+    <w:p>
+      <w:pPr>
+        <w:spacing w:before="0" w:after="110" w:line="300" w:lineRule="auto"/>
+      </w:pPr>
+      <w:r>
+        <w:rPr>
+          <w:rFonts w:ascii="Times New Roman" w:hAnsi="Times New Roman" w:eastAsia="Malgun Gothic"/>
+          <w:b/>
+          <w:i w:val="0"/>
+          <w:sz w:val="22"/>
+        </w:rPr>
+        <w:t xml:space="preserve">Лёша: </w:t>
+      </w:r>
+      <w:r>
+        <w:rPr>
+          <w:rFonts w:ascii="Times New Roman" w:hAnsi="Times New Roman" w:eastAsia="Malgun Gothic"/>
+          <w:b w:val="0"/>
+          <w:i w:val="0"/>
+          <w:sz w:val="22"/>
+        </w:rPr>
+        <w:t>А если продолжу?</w:t>
+      </w:r>
+    </w:p>
+    <w:p>
+      <w:pPr>
+        <w:spacing w:before="0" w:after="110" w:line="300" w:lineRule="auto"/>
+      </w:pPr>
+      <w:r>
+        <w:rPr>
+          <w:rFonts w:ascii="Times New Roman" w:hAnsi="Times New Roman" w:eastAsia="Malgun Gothic"/>
+          <w:b/>
+          <w:i w:val="0"/>
+          <w:sz w:val="22"/>
+        </w:rPr>
+        <w:t xml:space="preserve">Дарья: </w:t>
+      </w:r>
+      <w:r>
+        <w:rPr>
+          <w:rFonts w:ascii="Times New Roman" w:hAnsi="Times New Roman" w:eastAsia="Malgun Gothic"/>
+          <w:b w:val="0"/>
+          <w:i w:val="0"/>
+          <w:sz w:val="22"/>
+        </w:rPr>
+        <w:t>Тогда, может быть, однажды это станет историей о том, как всё изменилось. Выбор за тобой, Алексей. Но я знаю, что ты выберешь.</w:t>
+      </w:r>
+    </w:p>
+    <w:p>
+      <w:pPr>
+        <w:spacing w:before="0" w:after="110" w:line="300" w:lineRule="auto"/>
+      </w:pPr>
+      <w:r>
+        <w:rPr>
+          <w:rFonts w:ascii="Times New Roman" w:hAnsi="Times New Roman" w:eastAsia="Malgun Gothic"/>
+          <w:b/>
+          <w:i w:val="0"/>
+          <w:sz w:val="22"/>
+        </w:rPr>
+        <w:t xml:space="preserve">Лёша: </w:t>
+      </w:r>
+      <w:r>
+        <w:rPr>
+          <w:rFonts w:ascii="Times New Roman" w:hAnsi="Times New Roman" w:eastAsia="Malgun Gothic"/>
+          <w:b w:val="0"/>
+          <w:i w:val="0"/>
+          <w:sz w:val="22"/>
+        </w:rPr>
+        <w:t>Иногда мне кажется, что я сам ищу эти бури. Как у Лермонтова: «А он, мятежный, просит бури, как будто в бурях есть покой».</w:t>
+      </w:r>
+    </w:p>
+    <w:p>
+      <w:pPr>
+        <w:spacing w:before="0" w:after="110" w:line="300" w:lineRule="auto"/>
+      </w:pPr>
+      <w:r>
+        <w:rPr>
+          <w:rFonts w:ascii="Times New Roman" w:hAnsi="Times New Roman" w:eastAsia="Malgun Gothic"/>
+          <w:b/>
+          <w:i w:val="0"/>
+          <w:sz w:val="22"/>
+        </w:rPr>
+        <w:t xml:space="preserve">Дарья: </w:t>
+      </w:r>
+      <w:r>
+        <w:rPr>
+          <w:rFonts w:ascii="Times New Roman" w:hAnsi="Times New Roman" w:eastAsia="Malgun Gothic"/>
+          <w:b w:val="0"/>
+          <w:i w:val="0"/>
+          <w:sz w:val="22"/>
+        </w:rPr>
+        <w:t>Ты не просишь бури, Лёша. Она сама к тебе приходит. Ты просто не убегаешь. Это разные вещи.</w:t>
+      </w:r>
+    </w:p>
+    <w:p>
+      <w:pPr>
+        <w:spacing w:before="0" w:after="110" w:line="300" w:lineRule="auto"/>
+      </w:pPr>
+      <w:r>
+        <w:rPr>
+          <w:rFonts w:ascii="Times New Roman" w:hAnsi="Times New Roman" w:eastAsia="Malgun Gothic"/>
+          <w:b/>
+          <w:i w:val="0"/>
+          <w:sz w:val="22"/>
+        </w:rPr>
+        <w:t xml:space="preserve">Лёша: </w:t>
+      </w:r>
+      <w:r>
+        <w:rPr>
+          <w:rFonts w:ascii="Times New Roman" w:hAnsi="Times New Roman" w:eastAsia="Malgun Gothic"/>
+          <w:b w:val="0"/>
+          <w:i/>
+          <w:color w:val="555555"/>
+          <w:sz w:val="22"/>
+        </w:rPr>
+        <w:t>(слабая улыбка)</w:t>
+      </w:r>
+      <w:r>
+        <w:rPr>
+          <w:rFonts w:ascii="Times New Roman" w:hAnsi="Times New Roman" w:eastAsia="Malgun Gothic"/>
+          <w:b w:val="0"/>
+          <w:i w:val="0"/>
+          <w:sz w:val="22"/>
+        </w:rPr>
+        <w:t xml:space="preserve"> Ты слишком хорошо меня знаешь для человека, который появился в моей жизни чуть больше года назад.</w:t>
+      </w:r>
+    </w:p>
+    <w:p>
+      <w:pPr>
+        <w:spacing w:before="0" w:after="110" w:line="300" w:lineRule="auto"/>
+      </w:pPr>
+      <w:r>
+        <w:rPr>
+          <w:rFonts w:ascii="Times New Roman" w:hAnsi="Times New Roman" w:eastAsia="Malgun Gothic"/>
+          <w:b/>
+          <w:i w:val="0"/>
+          <w:sz w:val="22"/>
+        </w:rPr>
+        <w:t xml:space="preserve">Дарья: </w:t>
+      </w:r>
+      <w:r>
+        <w:rPr>
+          <w:rFonts w:ascii="Times New Roman" w:hAnsi="Times New Roman" w:eastAsia="Malgun Gothic"/>
+          <w:b w:val="0"/>
+          <w:i w:val="0"/>
+          <w:sz w:val="22"/>
+        </w:rPr>
+        <w:t>Иногда и года достаточно. Спокойной ночи, Алексей. Не сиди слишком долго над этим списком.</w:t>
       </w:r>
     </w:p>
     <w:p>
@@ -2044,12 +3073,12 @@
           <w:color w:val="1F3864"/>
           <w:sz w:val="26"/>
         </w:rPr>
-        <w:t>핵심 문학 인용</w:t>
+        <w:t>장면 8 — 아침, 새로운 얼굴들</w:t>
       </w:r>
     </w:p>
     <w:p>
       <w:pPr>
-        <w:spacing w:before="0" w:after="120"/>
+        <w:spacing w:before="0" w:after="110" w:line="300" w:lineRule="auto"/>
       </w:pPr>
       <w:r>
         <w:rPr>
@@ -2058,7 +3087,17 @@
           <w:i w:val="0"/>
           <w:sz w:val="22"/>
         </w:rPr>
-        <w:t>Михаил Лермонтов, «Парус» (лирическое стихотворение): «А он, мятежный, просит бури, / Как будто в бурях есть покой!»</w:t>
+        <w:t xml:space="preserve">Катя: </w:t>
+      </w:r>
+      <w:r>
+        <w:rPr>
+          <w:rFonts w:ascii="Times New Roman" w:hAnsi="Times New Roman" w:eastAsia="Malgun Gothic"/>
+          <w:b w:val="0"/>
+          <w:i/>
+          <w:color w:val="555555"/>
+          <w:sz w:val="22"/>
+        </w:rPr>
+        <w:t>(заглядывает в кабинет)</w:t>
       </w:r>
       <w:r>
         <w:rPr>
@@ -2067,7 +3106,282 @@
           <w:i w:val="0"/>
           <w:sz w:val="22"/>
         </w:rPr>
-        <w:t xml:space="preserve"> — 한국어 해설: 동료 셋을 잃은 밤, 료샤가 스스로를 폭풍을 청하는 '반항하는 돛'에 빗대며 자책한다. 다리야는 "너는 폭풍을 청하는 게 아니라 다가오는 폭풍에서 도망치지 않을 뿐"이라고 답해, 료샤의 싸움을 오만이 아닌 책임으로 다시 정의한다 (장면 6).</w:t>
+        <w:t xml:space="preserve"> Алексей Николаевич, вы что, ночевали здесь?</w:t>
+      </w:r>
+    </w:p>
+    <w:p>
+      <w:pPr>
+        <w:spacing w:before="0" w:after="110" w:line="300" w:lineRule="auto"/>
+      </w:pPr>
+      <w:r>
+        <w:rPr>
+          <w:rFonts w:ascii="Times New Roman" w:hAnsi="Times New Roman" w:eastAsia="Malgun Gothic"/>
+          <w:b/>
+          <w:i w:val="0"/>
+          <w:sz w:val="22"/>
+        </w:rPr>
+        <w:t xml:space="preserve">Лёша: </w:t>
+      </w:r>
+      <w:r>
+        <w:rPr>
+          <w:rFonts w:ascii="Times New Roman" w:hAnsi="Times New Roman" w:eastAsia="Malgun Gothic"/>
+          <w:b w:val="0"/>
+          <w:i/>
+          <w:color w:val="555555"/>
+          <w:sz w:val="22"/>
+        </w:rPr>
+        <w:t>(поднимает голову от стола)</w:t>
+      </w:r>
+      <w:r>
+        <w:rPr>
+          <w:rFonts w:ascii="Times New Roman" w:hAnsi="Times New Roman" w:eastAsia="Malgun Gothic"/>
+          <w:b w:val="0"/>
+          <w:i w:val="0"/>
+          <w:sz w:val="22"/>
+        </w:rPr>
+        <w:t xml:space="preserve"> Кажется, да. Который час?</w:t>
+      </w:r>
+    </w:p>
+    <w:p>
+      <w:pPr>
+        <w:spacing w:before="0" w:after="110" w:line="300" w:lineRule="auto"/>
+      </w:pPr>
+      <w:r>
+        <w:rPr>
+          <w:rFonts w:ascii="Times New Roman" w:hAnsi="Times New Roman" w:eastAsia="Malgun Gothic"/>
+          <w:b/>
+          <w:i w:val="0"/>
+          <w:sz w:val="22"/>
+        </w:rPr>
+        <w:t xml:space="preserve">Катя: </w:t>
+      </w:r>
+      <w:r>
+        <w:rPr>
+          <w:rFonts w:ascii="Times New Roman" w:hAnsi="Times New Roman" w:eastAsia="Malgun Gothic"/>
+          <w:b w:val="0"/>
+          <w:i w:val="0"/>
+          <w:sz w:val="22"/>
+        </w:rPr>
+        <w:t>Девять. Там в коридоре двое. Студенты-медики из Перми, приехали на выходные. Говорят, видели запись митинга и хотят помогать с шахтёрским делом — разбирать медицинские карты.</w:t>
+      </w:r>
+    </w:p>
+    <w:p>
+      <w:pPr>
+        <w:spacing w:before="0" w:after="110" w:line="300" w:lineRule="auto"/>
+      </w:pPr>
+      <w:r>
+        <w:rPr>
+          <w:rFonts w:ascii="Times New Roman" w:hAnsi="Times New Roman" w:eastAsia="Malgun Gothic"/>
+          <w:b/>
+          <w:i w:val="0"/>
+          <w:sz w:val="22"/>
+        </w:rPr>
+        <w:t xml:space="preserve">Лёша: </w:t>
+      </w:r>
+      <w:r>
+        <w:rPr>
+          <w:rFonts w:ascii="Times New Roman" w:hAnsi="Times New Roman" w:eastAsia="Malgun Gothic"/>
+          <w:b w:val="0"/>
+          <w:i w:val="0"/>
+          <w:sz w:val="22"/>
+        </w:rPr>
+        <w:t>Студенты-медики? Они понимают, что к нам сейчас лучше не приходить? Что звонят родителям?</w:t>
+      </w:r>
+    </w:p>
+    <w:p>
+      <w:pPr>
+        <w:spacing w:before="0" w:after="110" w:line="300" w:lineRule="auto"/>
+      </w:pPr>
+      <w:r>
+        <w:rPr>
+          <w:rFonts w:ascii="Times New Roman" w:hAnsi="Times New Roman" w:eastAsia="Malgun Gothic"/>
+          <w:b/>
+          <w:i w:val="0"/>
+          <w:sz w:val="22"/>
+        </w:rPr>
+        <w:t xml:space="preserve">Катя: </w:t>
+      </w:r>
+      <w:r>
+        <w:rPr>
+          <w:rFonts w:ascii="Times New Roman" w:hAnsi="Times New Roman" w:eastAsia="Malgun Gothic"/>
+          <w:b w:val="0"/>
+          <w:i w:val="0"/>
+          <w:sz w:val="22"/>
+        </w:rPr>
+        <w:t>Я им так и сказала. Один ответил, что у него отец шахтёр, а у шахтёров, говорит, звонками не напугаешь. Второй просто пожал плечами.</w:t>
+      </w:r>
+    </w:p>
+    <w:p>
+      <w:pPr>
+        <w:spacing w:before="0" w:after="110" w:line="300" w:lineRule="auto"/>
+      </w:pPr>
+      <w:r>
+        <w:rPr>
+          <w:rFonts w:ascii="Times New Roman" w:hAnsi="Times New Roman" w:eastAsia="Malgun Gothic"/>
+          <w:b/>
+          <w:i w:val="0"/>
+          <w:sz w:val="22"/>
+        </w:rPr>
+        <w:t xml:space="preserve">Лёша: </w:t>
+      </w:r>
+      <w:r>
+        <w:rPr>
+          <w:rFonts w:ascii="Times New Roman" w:hAnsi="Times New Roman" w:eastAsia="Malgun Gothic"/>
+          <w:b w:val="0"/>
+          <w:i w:val="0"/>
+          <w:sz w:val="22"/>
+        </w:rPr>
+        <w:t>Как их зовут?</w:t>
+      </w:r>
+    </w:p>
+    <w:p>
+      <w:pPr>
+        <w:spacing w:before="0" w:after="110" w:line="300" w:lineRule="auto"/>
+      </w:pPr>
+      <w:r>
+        <w:rPr>
+          <w:rFonts w:ascii="Times New Roman" w:hAnsi="Times New Roman" w:eastAsia="Malgun Gothic"/>
+          <w:b/>
+          <w:i w:val="0"/>
+          <w:sz w:val="22"/>
+        </w:rPr>
+        <w:t xml:space="preserve">Катя: </w:t>
+      </w:r>
+      <w:r>
+        <w:rPr>
+          <w:rFonts w:ascii="Times New Roman" w:hAnsi="Times New Roman" w:eastAsia="Malgun Gothic"/>
+          <w:b w:val="0"/>
+          <w:i w:val="0"/>
+          <w:sz w:val="22"/>
+        </w:rPr>
+        <w:t>Не спросила. Решила, что вы спросите сами — так правильнее.</w:t>
+      </w:r>
+    </w:p>
+    <w:p>
+      <w:pPr>
+        <w:spacing w:before="0" w:after="110" w:line="300" w:lineRule="auto"/>
+      </w:pPr>
+      <w:r>
+        <w:rPr>
+          <w:rFonts w:ascii="Times New Roman" w:hAnsi="Times New Roman" w:eastAsia="Malgun Gothic"/>
+          <w:b/>
+          <w:i w:val="0"/>
+          <w:sz w:val="22"/>
+        </w:rPr>
+        <w:t xml:space="preserve">Лёша: </w:t>
+      </w:r>
+      <w:r>
+        <w:rPr>
+          <w:rFonts w:ascii="Times New Roman" w:hAnsi="Times New Roman" w:eastAsia="Malgun Gothic"/>
+          <w:b w:val="0"/>
+          <w:i w:val="0"/>
+          <w:sz w:val="22"/>
+        </w:rPr>
+        <w:t xml:space="preserve">Правильно решила. </w:t>
+      </w:r>
+      <w:r>
+        <w:rPr>
+          <w:rFonts w:ascii="Times New Roman" w:hAnsi="Times New Roman" w:eastAsia="Malgun Gothic"/>
+          <w:b w:val="0"/>
+          <w:i/>
+          <w:color w:val="555555"/>
+          <w:sz w:val="22"/>
+        </w:rPr>
+        <w:t>(долгая пауза, смотрит на вычеркнутые имена)</w:t>
+      </w:r>
+      <w:r>
+        <w:rPr>
+          <w:rFonts w:ascii="Times New Roman" w:hAnsi="Times New Roman" w:eastAsia="Malgun Gothic"/>
+          <w:b w:val="0"/>
+          <w:i w:val="0"/>
+          <w:sz w:val="22"/>
+        </w:rPr>
+        <w:t xml:space="preserve"> Вода меняется…</w:t>
+      </w:r>
+    </w:p>
+    <w:p>
+      <w:pPr>
+        <w:spacing w:before="0" w:after="110" w:line="300" w:lineRule="auto"/>
+      </w:pPr>
+      <w:r>
+        <w:rPr>
+          <w:rFonts w:ascii="Times New Roman" w:hAnsi="Times New Roman" w:eastAsia="Malgun Gothic"/>
+          <w:b/>
+          <w:i w:val="0"/>
+          <w:sz w:val="22"/>
+        </w:rPr>
+        <w:t xml:space="preserve">Катя: </w:t>
+      </w:r>
+      <w:r>
+        <w:rPr>
+          <w:rFonts w:ascii="Times New Roman" w:hAnsi="Times New Roman" w:eastAsia="Malgun Gothic"/>
+          <w:b w:val="0"/>
+          <w:i w:val="0"/>
+          <w:sz w:val="22"/>
+        </w:rPr>
+        <w:t>Что?</w:t>
+      </w:r>
+    </w:p>
+    <w:p>
+      <w:pPr>
+        <w:spacing w:before="0" w:after="110" w:line="300" w:lineRule="auto"/>
+      </w:pPr>
+      <w:r>
+        <w:rPr>
+          <w:rFonts w:ascii="Times New Roman" w:hAnsi="Times New Roman" w:eastAsia="Malgun Gothic"/>
+          <w:b/>
+          <w:i w:val="0"/>
+          <w:sz w:val="22"/>
+        </w:rPr>
+        <w:t xml:space="preserve">Лёша: </w:t>
+      </w:r>
+      <w:r>
+        <w:rPr>
+          <w:rFonts w:ascii="Times New Roman" w:hAnsi="Times New Roman" w:eastAsia="Malgun Gothic"/>
+          <w:b w:val="0"/>
+          <w:i w:val="0"/>
+          <w:sz w:val="22"/>
+        </w:rPr>
+        <w:t>Ничего. Ольга Викторовна была права. Зови их, Катя. И поставь чайник — у нас гости.</w:t>
+      </w:r>
+    </w:p>
+    <w:p>
+      <w:pPr>
+        <w:keepNext/>
+        <w:spacing w:before="320" w:after="140"/>
+      </w:pPr>
+      <w:r>
+        <w:rPr>
+          <w:rFonts w:ascii="Times New Roman" w:hAnsi="Times New Roman" w:eastAsia="Malgun Gothic"/>
+          <w:b/>
+          <w:i w:val="0"/>
+          <w:color w:val="1F3864"/>
+          <w:sz w:val="26"/>
+        </w:rPr>
+        <w:t>핵심 문학 인용</w:t>
+      </w:r>
+    </w:p>
+    <w:p>
+      <w:pPr>
+        <w:spacing w:before="0" w:after="120"/>
+      </w:pPr>
+      <w:r>
+        <w:rPr>
+          <w:rFonts w:ascii="Times New Roman" w:hAnsi="Times New Roman" w:eastAsia="Malgun Gothic"/>
+          <w:b/>
+          <w:i w:val="0"/>
+          <w:sz w:val="22"/>
+        </w:rPr>
+        <w:t>Михаил Лермонтов, «Парус» (лирическое стихотворение): «А он, мятежный, просит бури, / Как будто в бурях есть покой!»</w:t>
+      </w:r>
+      <w:r>
+        <w:rPr>
+          <w:rFonts w:ascii="Times New Roman" w:hAnsi="Times New Roman" w:eastAsia="Malgun Gothic"/>
+          <w:b w:val="0"/>
+          <w:i w:val="0"/>
+          <w:sz w:val="22"/>
+        </w:rPr>
+        <w:t xml:space="preserve"> — 한국어 해설: 동료 셋을 잃은 밤, 료샤가 스스로를 폭풍을 청하는 '반항하는 돛'에 빗대며 자책한다. 다리야는 "너는 폭풍을 청하는 게 아니라 다가오는 폭풍에서 도망치지 않을 뿐"이라고 답해, 료샤의 싸움을 오만이 아닌 책임으로 다시 정의한다 (장면 7).</w:t>
       </w:r>
     </w:p>
     <w:p>

--- a/러시아 인권변호사/2부/2부_9화_첫_이탈자들.docx
+++ b/러시아 인권변호사/2부/2부_9화_첫_이탈자들.docx
@@ -590,7 +590,7 @@
           <w:i w:val="0"/>
           <w:sz w:val="22"/>
         </w:rPr>
-        <w:t>Алексей, у меня похожая история. Мне пока никто не угрожал напрямую, но муж настаивает, чтобы я ушла. У нас двое детей, и после того, что случилось с Быковым… он боится.</w:t>
+        <w:t>Алексей Николаевич, у меня похожая история. Мне пока никто не угрожал напрямую, но муж настаивает, чтобы я ушла. У нас двое детей, и после того, что случилось с Быковым… он боится.</w:t>
       </w:r>
     </w:p>
     <w:p>
@@ -813,7 +813,7 @@
           <w:i w:val="0"/>
           <w:sz w:val="22"/>
         </w:rPr>
-        <w:t xml:space="preserve"> Нет. Он не трус, Алексей. Он просто видит меня по вечерам, когда я прихожу отсюда. Я последний месяц не сплю.</w:t>
+        <w:t xml:space="preserve"> Нет. Он не трус, Алексей Николаевич. Он просто видит меня по вечерам, когда я прихожу отсюда. Я последний месяц не сплю.</w:t>
       </w:r>
     </w:p>
     <w:p>

--- a/러시아 인권변호사/2부/2부_9화_첫_이탈자들.docx
+++ b/러시아 인권변호사/2부/2부_9화_첫_이탈자들.docx
@@ -3057,7 +3057,7 @@
           <w:i w:val="0"/>
           <w:sz w:val="22"/>
         </w:rPr>
-        <w:t>Иногда и года достаточно. Спокойной ночи, Алексей. Не сиди слишком долго над этим списком.</w:t>
+        <w:t>Иногда и года достаточно. Спокойной ночи, Лёша. Не сиди слишком долго над этим списком.</w:t>
       </w:r>
     </w:p>
     <w:p>
